--- a/doc/demo/huong-dan/06_CHO_THUE_GIAN_GIAO.docx
+++ b/doc/demo/huong-dan/06_CHO_THUE_GIAN_GIAO.docx
@@ -2949,7 +2949,59 @@
           <w:sz w:val="21"/>
           <w:szCs w:val="21"/>
         </w:rPr>
-        <w:t xml:space="preserve"> = số lượng trả × đơn giá/ngày × số ngày từ ngày bắt đầu thuê tới ngày trả của đợt. Hàng trả sớm không phải trả tiền cho quãng sau khi đã về kho.</w:t>
+        <w:t xml:space="preserve"> = số lượng trả × đơn giá/ngày × số ngày từ ngày bắt đầu thuê tới ngày trả của đợt. Hàng trả sớm không phải trả tiền cho quãng sau khi đã về kho. Tiền của đợt vào </w:t>
+      </w:r>
+      <w:r>
+        <w:rPr>
+          <w:rFonts w:ascii="Calibri" w:cs="Calibri" w:eastAsia="Calibri" w:hAnsi="Calibri"/>
+          <w:b/>
+          <w:bCs/>
+          <w:i w:val="false"/>
+          <w:iCs w:val="false"/>
+          <w:color w:val="1F2933"/>
+          <w:sz w:val="21"/>
+          <w:szCs w:val="21"/>
+        </w:rPr>
+        <w:t xml:space="preserve">doanh thu</w:t>
+      </w:r>
+      <w:r>
+        <w:rPr>
+          <w:rFonts w:ascii="Calibri" w:cs="Calibri" w:eastAsia="Calibri" w:hAnsi="Calibri"/>
+          <w:b w:val="false"/>
+          <w:bCs w:val="false"/>
+          <w:i w:val="false"/>
+          <w:iCs w:val="false"/>
+          <w:color w:val="1F2933"/>
+          <w:sz w:val="21"/>
+          <w:szCs w:val="21"/>
+        </w:rPr>
+        <w:t xml:space="preserve"> ở Tổng quan tài chính ngay theo </w:t>
+      </w:r>
+      <w:r>
+        <w:rPr>
+          <w:rFonts w:ascii="Calibri" w:cs="Calibri" w:eastAsia="Calibri" w:hAnsi="Calibri"/>
+          <w:b/>
+          <w:bCs/>
+          <w:i w:val="false"/>
+          <w:iCs w:val="false"/>
+          <w:color w:val="1F2933"/>
+          <w:sz w:val="21"/>
+          <w:szCs w:val="21"/>
+        </w:rPr>
+        <w:t xml:space="preserve">ngày trả của đợt</w:t>
+      </w:r>
+      <w:r>
+        <w:rPr>
+          <w:rFonts w:ascii="Calibri" w:cs="Calibri" w:eastAsia="Calibri" w:hAnsi="Calibri"/>
+          <w:b w:val="false"/>
+          <w:bCs w:val="false"/>
+          <w:i w:val="false"/>
+          <w:iCs w:val="false"/>
+          <w:color w:val="1F2933"/>
+          <w:sz w:val="21"/>
+          <w:szCs w:val="21"/>
+        </w:rPr>
+        <w:t xml:space="preserve"> — không đợi khách trả hết.</w:t>
       </w:r>
     </w:p>
     <w:p>
@@ -3548,42 +3600,6 @@
       <w:r>
         <w:rPr>
           <w:rFonts w:ascii="Calibri" w:cs="Calibri" w:eastAsia="Calibri" w:hAnsi="Calibri"/>
-          <w:b/>
-          <w:bCs/>
-          <w:i w:val="false"/>
-          <w:iCs w:val="false"/>
-          <w:color w:val="1F2933"/>
-          <w:sz w:val="21"/>
-          <w:szCs w:val="21"/>
-        </w:rPr>
-        <w:t xml:space="preserve">Tiền thuê vào báo cáo doanh thu khi hợp đồng thu hồi hết</w:t>
-      </w:r>
-      <w:r>
-        <w:rPr>
-          <w:rFonts w:ascii="Calibri" w:cs="Calibri" w:eastAsia="Calibri" w:hAnsi="Calibri"/>
-          <w:b w:val="false"/>
-          <w:bCs w:val="false"/>
-          <w:i w:val="false"/>
-          <w:iCs w:val="false"/>
-          <w:color w:val="1F2933"/>
-          <w:sz w:val="21"/>
-          <w:szCs w:val="21"/>
-        </w:rPr>
-        <w:t xml:space="preserve">, ghi vào ngày trả cuối. Đợt trả một phần đã chốt tiền trên hợp đồng nhưng chưa hiện trên biểu đồ doanh thu của Tổng quan tài chính.</w:t>
-      </w:r>
-    </w:p>
-    <w:p>
-      <w:pPr>
-        <w:pStyle w:val="ListParagraph"/>
-        <w:numPr>
-          <w:ilvl w:val="0"/>
-          <w:numId w:val="2"/>
-        </w:numPr>
-        <w:spacing w:after="70" w:line="276"/>
-      </w:pPr>
-      <w:r>
-        <w:rPr>
-          <w:rFonts w:ascii="Calibri" w:cs="Calibri" w:eastAsia="Calibri" w:hAnsi="Calibri"/>
           <w:b w:val="false"/>
           <w:bCs w:val="false"/>
           <w:i w:val="false"/>
@@ -3694,8 +3710,8 @@
         </w:tblBorders>
       </w:tblPr>
       <w:tblGrid>
-        <w:gridCol w:w="4036"/>
-        <w:gridCol w:w="5602"/>
+        <w:gridCol w:w="3844"/>
+        <w:gridCol w:w="5794"/>
       </w:tblGrid>
       <w:tr>
         <w:trPr>
@@ -3703,7 +3719,7 @@
         </w:trPr>
         <w:tc>
           <w:tcPr>
-            <w:tcW w:type="dxa" w:w="4036"/>
+            <w:tcW w:type="dxa" w:w="3844"/>
             <w:shd w:fill="EAF1EE" w:color="auto" w:val="clear"/>
             <w:tcMar>
               <w:top w:type="dxa" w:w="60"/>
@@ -3733,7 +3749,7 @@
         </w:tc>
         <w:tc>
           <w:tcPr>
-            <w:tcW w:type="dxa" w:w="5602"/>
+            <w:tcW w:type="dxa" w:w="5794"/>
             <w:shd w:fill="EAF1EE" w:color="auto" w:val="clear"/>
             <w:tcMar>
               <w:top w:type="dxa" w:w="60"/>
@@ -3768,7 +3784,7 @@
         </w:trPr>
         <w:tc>
           <w:tcPr>
-            <w:tcW w:type="dxa" w:w="4036"/>
+            <w:tcW w:type="dxa" w:w="3844"/>
             <w:tcMar>
               <w:top w:type="dxa" w:w="60"/>
               <w:left w:type="dxa" w:w="90"/>
@@ -3797,7 +3813,7 @@
         </w:tc>
         <w:tc>
           <w:tcPr>
-            <w:tcW w:type="dxa" w:w="5602"/>
+            <w:tcW w:type="dxa" w:w="5794"/>
             <w:tcMar>
               <w:top w:type="dxa" w:w="60"/>
               <w:left w:type="dxa" w:w="90"/>
@@ -3831,7 +3847,7 @@
         </w:trPr>
         <w:tc>
           <w:tcPr>
-            <w:tcW w:type="dxa" w:w="4036"/>
+            <w:tcW w:type="dxa" w:w="3844"/>
             <w:tcMar>
               <w:top w:type="dxa" w:w="60"/>
               <w:left w:type="dxa" w:w="90"/>
@@ -3860,7 +3876,7 @@
         </w:tc>
         <w:tc>
           <w:tcPr>
-            <w:tcW w:type="dxa" w:w="5602"/>
+            <w:tcW w:type="dxa" w:w="5794"/>
             <w:tcMar>
               <w:top w:type="dxa" w:w="60"/>
               <w:left w:type="dxa" w:w="90"/>
@@ -3920,7 +3936,7 @@
         </w:trPr>
         <w:tc>
           <w:tcPr>
-            <w:tcW w:type="dxa" w:w="4036"/>
+            <w:tcW w:type="dxa" w:w="3844"/>
             <w:tcMar>
               <w:top w:type="dxa" w:w="60"/>
               <w:left w:type="dxa" w:w="90"/>
@@ -3949,7 +3965,7 @@
         </w:tc>
         <w:tc>
           <w:tcPr>
-            <w:tcW w:type="dxa" w:w="5602"/>
+            <w:tcW w:type="dxa" w:w="5794"/>
             <w:tcMar>
               <w:top w:type="dxa" w:w="60"/>
               <w:left w:type="dxa" w:w="90"/>
@@ -3983,7 +3999,7 @@
         </w:trPr>
         <w:tc>
           <w:tcPr>
-            <w:tcW w:type="dxa" w:w="4036"/>
+            <w:tcW w:type="dxa" w:w="3844"/>
             <w:tcMar>
               <w:top w:type="dxa" w:w="60"/>
               <w:left w:type="dxa" w:w="90"/>
@@ -4012,7 +4028,7 @@
         </w:tc>
         <w:tc>
           <w:tcPr>
-            <w:tcW w:type="dxa" w:w="5602"/>
+            <w:tcW w:type="dxa" w:w="5794"/>
             <w:tcMar>
               <w:top w:type="dxa" w:w="60"/>
               <w:left w:type="dxa" w:w="90"/>
@@ -4072,7 +4088,7 @@
         </w:trPr>
         <w:tc>
           <w:tcPr>
-            <w:tcW w:type="dxa" w:w="4036"/>
+            <w:tcW w:type="dxa" w:w="3844"/>
             <w:tcMar>
               <w:top w:type="dxa" w:w="60"/>
               <w:left w:type="dxa" w:w="90"/>
@@ -4095,13 +4111,13 @@
                 <w:sz w:val="19"/>
                 <w:szCs w:val="19"/>
               </w:rPr>
-              <w:t xml:space="preserve">Vì sao tiền thuê của Đông Đô chưa lên biểu đồ doanh thu?</w:t>
+              <w:t xml:space="preserve">Tiền thuê của đợt trả một phần có vào báo cáo không?</w:t>
             </w:r>
           </w:p>
         </w:tc>
         <w:tc>
           <w:tcPr>
-            <w:tcW w:type="dxa" w:w="5602"/>
+            <w:tcW w:type="dxa" w:w="5794"/>
             <w:tcMar>
               <w:top w:type="dxa" w:w="60"/>
               <w:left w:type="dxa" w:w="90"/>
@@ -4124,7 +4140,7 @@
                 <w:sz w:val="19"/>
                 <w:szCs w:val="19"/>
               </w:rPr>
-              <w:t xml:space="preserve">Hợp đồng chưa thu hồi hết — xem mục 8.</w:t>
+              <w:t xml:space="preserve">Có — vào doanh thu ở Tổng quan tài chính theo ngày trả của đợt đó (Đông Đô: 7.149.600 đồng ngày 27/09/2026).</w:t>
             </w:r>
           </w:p>
         </w:tc>

--- a/doc/demo/huong-dan/06_CHO_THUE_GIAN_GIAO.docx
+++ b/doc/demo/huong-dan/06_CHO_THUE_GIAN_GIAO.docx
@@ -542,7 +542,7 @@
           <w:sz w:val="21"/>
           <w:szCs w:val="21"/>
         </w:rPr>
-        <w:t xml:space="preserve">6. Sổ giàn giáo theo lô</w:t>
+        <w:t xml:space="preserve">6. Biên bản thu hồi — hai bên ký</w:t>
       </w:r>
     </w:p>
     <w:p>
@@ -559,7 +559,7 @@
           <w:sz w:val="21"/>
           <w:szCs w:val="21"/>
         </w:rPr>
-        <w:t xml:space="preserve">7. Lệnh sản xuất</w:t>
+        <w:t xml:space="preserve">7. Sổ giàn giáo theo lô</w:t>
       </w:r>
     </w:p>
     <w:p>
@@ -576,7 +576,7 @@
           <w:sz w:val="21"/>
           <w:szCs w:val="21"/>
         </w:rPr>
-        <w:t xml:space="preserve">8. Phần chưa có trong bản demo</w:t>
+        <w:t xml:space="preserve">8. Lệnh sản xuất</w:t>
       </w:r>
     </w:p>
     <w:p>
@@ -593,7 +593,24 @@
           <w:sz w:val="21"/>
           <w:szCs w:val="21"/>
         </w:rPr>
-        <w:t xml:space="preserve">9. Câu hỏi thường gặp</w:t>
+        <w:t xml:space="preserve">9. Phần chưa có trong bản demo</w:t>
+      </w:r>
+    </w:p>
+    <w:p>
+      <w:pPr>
+        <w:spacing w:after="60" w:line="264"/>
+        <w:ind w:left="0"/>
+      </w:pPr>
+      <w:r>
+        <w:rPr>
+          <w:rFonts w:ascii="Calibri" w:cs="Calibri" w:eastAsia="Calibri" w:hAnsi="Calibri"/>
+          <w:b/>
+          <w:bCs/>
+          <w:color w:val="1F2933"/>
+          <w:sz w:val="21"/>
+          <w:szCs w:val="21"/>
+        </w:rPr>
+        <w:t xml:space="preserve">10. Câu hỏi thường gặp</w:t>
       </w:r>
     </w:p>
     <w:p>
@@ -672,7 +689,33 @@
           <w:sz w:val="21"/>
           <w:szCs w:val="21"/>
         </w:rPr>
-        <w:t xml:space="preserve"> — tiền thuê tính theo số ngày thuê thật của đợt đó, không tính tay.</w:t>
+        <w:t xml:space="preserve"> — tiền thuê tính theo số ngày thuê thật của đợt đó, không tính tay. Mỗi đợt trả có </w:t>
+      </w:r>
+      <w:r>
+        <w:rPr>
+          <w:rFonts w:ascii="Calibri" w:cs="Calibri" w:eastAsia="Calibri" w:hAnsi="Calibri"/>
+          <w:b/>
+          <w:bCs/>
+          <w:i w:val="false"/>
+          <w:iCs w:val="false"/>
+          <w:color w:val="1F2933"/>
+          <w:sz w:val="21"/>
+          <w:szCs w:val="21"/>
+        </w:rPr>
+        <w:t xml:space="preserve">biên bản thu hồi hai bên ký</w:t>
+      </w:r>
+      <w:r>
+        <w:rPr>
+          <w:rFonts w:ascii="Calibri" w:cs="Calibri" w:eastAsia="Calibri" w:hAnsi="Calibri"/>
+          <w:b w:val="false"/>
+          <w:bCs w:val="false"/>
+          <w:i w:val="false"/>
+          <w:iCs w:val="false"/>
+          <w:color w:val="1F2933"/>
+          <w:sz w:val="21"/>
+          <w:szCs w:val="21"/>
+        </w:rPr>
+        <w:t xml:space="preserve">; ký xong, Kế toán nhận ngay khoản phải thu.</w:t>
       </w:r>
     </w:p>
     <w:p>
@@ -705,9 +748,9 @@
         </w:tblBorders>
       </w:tblPr>
       <w:tblGrid>
-        <w:gridCol w:w="3458"/>
-        <w:gridCol w:w="3346"/>
-        <w:gridCol w:w="2834"/>
+        <w:gridCol w:w="3559"/>
+        <w:gridCol w:w="3298"/>
+        <w:gridCol w:w="2781"/>
       </w:tblGrid>
       <w:tr>
         <w:trPr>
@@ -715,7 +758,7 @@
         </w:trPr>
         <w:tc>
           <w:tcPr>
-            <w:tcW w:type="dxa" w:w="3458"/>
+            <w:tcW w:type="dxa" w:w="3559"/>
             <w:shd w:fill="EAF1EE" w:color="auto" w:val="clear"/>
             <w:tcMar>
               <w:top w:type="dxa" w:w="60"/>
@@ -745,7 +788,7 @@
         </w:tc>
         <w:tc>
           <w:tcPr>
-            <w:tcW w:type="dxa" w:w="3346"/>
+            <w:tcW w:type="dxa" w:w="3298"/>
             <w:shd w:fill="EAF1EE" w:color="auto" w:val="clear"/>
             <w:tcMar>
               <w:top w:type="dxa" w:w="60"/>
@@ -775,7 +818,7 @@
         </w:tc>
         <w:tc>
           <w:tcPr>
-            <w:tcW w:type="dxa" w:w="2834"/>
+            <w:tcW w:type="dxa" w:w="2781"/>
             <w:shd w:fill="EAF1EE" w:color="auto" w:val="clear"/>
             <w:tcMar>
               <w:top w:type="dxa" w:w="60"/>
@@ -810,7 +853,7 @@
         </w:trPr>
         <w:tc>
           <w:tcPr>
-            <w:tcW w:type="dxa" w:w="3458"/>
+            <w:tcW w:type="dxa" w:w="3559"/>
             <w:tcMar>
               <w:top w:type="dxa" w:w="60"/>
               <w:left w:type="dxa" w:w="90"/>
@@ -839,7 +882,7 @@
         </w:tc>
         <w:tc>
           <w:tcPr>
-            <w:tcW w:type="dxa" w:w="3346"/>
+            <w:tcW w:type="dxa" w:w="3298"/>
             <w:tcMar>
               <w:top w:type="dxa" w:w="60"/>
               <w:left w:type="dxa" w:w="90"/>
@@ -881,7 +924,7 @@
         </w:tc>
         <w:tc>
           <w:tcPr>
-            <w:tcW w:type="dxa" w:w="2834"/>
+            <w:tcW w:type="dxa" w:w="2781"/>
             <w:tcMar>
               <w:top w:type="dxa" w:w="60"/>
               <w:left w:type="dxa" w:w="90"/>
@@ -915,7 +958,7 @@
         </w:trPr>
         <w:tc>
           <w:tcPr>
-            <w:tcW w:type="dxa" w:w="3458"/>
+            <w:tcW w:type="dxa" w:w="3559"/>
             <w:tcMar>
               <w:top w:type="dxa" w:w="60"/>
               <w:left w:type="dxa" w:w="90"/>
@@ -944,7 +987,7 @@
         </w:tc>
         <w:tc>
           <w:tcPr>
-            <w:tcW w:type="dxa" w:w="3346"/>
+            <w:tcW w:type="dxa" w:w="3298"/>
             <w:tcMar>
               <w:top w:type="dxa" w:w="60"/>
               <w:left w:type="dxa" w:w="90"/>
@@ -999,7 +1042,7 @@
         </w:tc>
         <w:tc>
           <w:tcPr>
-            <w:tcW w:type="dxa" w:w="2834"/>
+            <w:tcW w:type="dxa" w:w="2781"/>
             <w:tcMar>
               <w:top w:type="dxa" w:w="60"/>
               <w:left w:type="dxa" w:w="90"/>
@@ -1033,7 +1076,7 @@
         </w:trPr>
         <w:tc>
           <w:tcPr>
-            <w:tcW w:type="dxa" w:w="3458"/>
+            <w:tcW w:type="dxa" w:w="3559"/>
             <w:tcMar>
               <w:top w:type="dxa" w:w="60"/>
               <w:left w:type="dxa" w:w="90"/>
@@ -1062,7 +1105,7 @@
         </w:tc>
         <w:tc>
           <w:tcPr>
-            <w:tcW w:type="dxa" w:w="3346"/>
+            <w:tcW w:type="dxa" w:w="3298"/>
             <w:tcMar>
               <w:top w:type="dxa" w:w="60"/>
               <w:left w:type="dxa" w:w="90"/>
@@ -1091,7 +1134,7 @@
         </w:tc>
         <w:tc>
           <w:tcPr>
-            <w:tcW w:type="dxa" w:w="2834"/>
+            <w:tcW w:type="dxa" w:w="2781"/>
             <w:tcMar>
               <w:top w:type="dxa" w:w="60"/>
               <w:left w:type="dxa" w:w="90"/>
@@ -1125,7 +1168,7 @@
         </w:trPr>
         <w:tc>
           <w:tcPr>
-            <w:tcW w:type="dxa" w:w="3458"/>
+            <w:tcW w:type="dxa" w:w="3559"/>
             <w:tcMar>
               <w:top w:type="dxa" w:w="60"/>
               <w:left w:type="dxa" w:w="90"/>
@@ -1154,7 +1197,7 @@
         </w:tc>
         <w:tc>
           <w:tcPr>
-            <w:tcW w:type="dxa" w:w="3346"/>
+            <w:tcW w:type="dxa" w:w="3298"/>
             <w:tcMar>
               <w:top w:type="dxa" w:w="60"/>
               <w:left w:type="dxa" w:w="90"/>
@@ -1196,7 +1239,7 @@
         </w:tc>
         <w:tc>
           <w:tcPr>
-            <w:tcW w:type="dxa" w:w="2834"/>
+            <w:tcW w:type="dxa" w:w="2781"/>
             <w:tcMar>
               <w:top w:type="dxa" w:w="60"/>
               <w:left w:type="dxa" w:w="90"/>
@@ -1230,7 +1273,7 @@
         </w:trPr>
         <w:tc>
           <w:tcPr>
-            <w:tcW w:type="dxa" w:w="3458"/>
+            <w:tcW w:type="dxa" w:w="3559"/>
             <w:tcMar>
               <w:top w:type="dxa" w:w="60"/>
               <w:left w:type="dxa" w:w="90"/>
@@ -1253,13 +1296,13 @@
                 <w:sz w:val="19"/>
                 <w:szCs w:val="19"/>
               </w:rPr>
-              <w:t xml:space="preserve">Xem sổ giàn giáo theo lô và tình trạng</w:t>
+              <w:t xml:space="preserve">Hai bên ký biên bản thu hồi, in biên bản</w:t>
             </w:r>
           </w:p>
         </w:tc>
         <w:tc>
           <w:tcPr>
-            <w:tcW w:type="dxa" w:w="3346"/>
+            <w:tcW w:type="dxa" w:w="3298"/>
             <w:tcMar>
               <w:top w:type="dxa" w:w="60"/>
               <w:left w:type="dxa" w:w="90"/>
@@ -1274,6 +1317,19 @@
             <w:r>
               <w:rPr>
                 <w:rFonts w:ascii="Calibri" w:cs="Calibri" w:eastAsia="Calibri" w:hAnsi="Calibri"/>
+                <w:b w:val="false"/>
+                <w:bCs w:val="false"/>
+                <w:i w:val="false"/>
+                <w:iCs w:val="false"/>
+                <w:color w:val="1F2933"/>
+                <w:sz w:val="19"/>
+                <w:szCs w:val="19"/>
+              </w:rPr>
+              <w:t xml:space="preserve">Chi tiết hợp đồng → tab </w:t>
+            </w:r>
+            <w:r>
+              <w:rPr>
+                <w:rFonts w:ascii="Calibri" w:cs="Calibri" w:eastAsia="Calibri" w:hAnsi="Calibri"/>
                 <w:b/>
                 <w:bCs/>
                 <w:i w:val="false"/>
@@ -1282,26 +1338,118 @@
                 <w:sz w:val="19"/>
                 <w:szCs w:val="19"/>
               </w:rPr>
-              <w:t xml:space="preserve">Kho</w:t>
-            </w:r>
-            <w:r>
-              <w:rPr>
-                <w:rFonts w:ascii="Calibri" w:cs="Calibri" w:eastAsia="Calibri" w:hAnsi="Calibri"/>
-                <w:b w:val="false"/>
-                <w:bCs w:val="false"/>
-                <w:i w:val="false"/>
-                <w:iCs w:val="false"/>
-                <w:color w:val="1F2933"/>
-                <w:sz w:val="19"/>
-                <w:szCs w:val="19"/>
-              </w:rPr>
-              <w:t xml:space="preserve"> → Giàn giáo</w:t>
+              <w:t xml:space="preserve">Biên bản thu hồi</w:t>
             </w:r>
           </w:p>
         </w:tc>
         <w:tc>
           <w:tcPr>
-            <w:tcW w:type="dxa" w:w="2834"/>
+            <w:tcW w:type="dxa" w:w="2781"/>
+            <w:tcMar>
+              <w:top w:type="dxa" w:w="60"/>
+              <w:left w:type="dxa" w:w="90"/>
+              <w:bottom w:type="dxa" w:w="60"/>
+              <w:right w:type="dxa" w:w="90"/>
+            </w:tcMar>
+          </w:tcPr>
+          <w:p>
+            <w:pPr>
+              <w:spacing w:after="0" w:line="252"/>
+            </w:pPr>
+            <w:r>
+              <w:rPr>
+                <w:rFonts w:ascii="Calibri" w:cs="Calibri" w:eastAsia="Calibri" w:hAnsi="Calibri"/>
+                <w:b w:val="false"/>
+                <w:bCs w:val="false"/>
+                <w:i w:val="false"/>
+                <w:iCs w:val="false"/>
+                <w:color w:val="1F2933"/>
+                <w:sz w:val="19"/>
+                <w:szCs w:val="19"/>
+              </w:rPr>
+              <w:t xml:space="preserve">Ngay tại bãi, khi đếm xong</w:t>
+            </w:r>
+          </w:p>
+        </w:tc>
+      </w:tr>
+      <w:tr>
+        <w:trPr>
+          <w:cantSplit/>
+        </w:trPr>
+        <w:tc>
+          <w:tcPr>
+            <w:tcW w:type="dxa" w:w="3559"/>
+            <w:tcMar>
+              <w:top w:type="dxa" w:w="60"/>
+              <w:left w:type="dxa" w:w="90"/>
+              <w:bottom w:type="dxa" w:w="60"/>
+              <w:right w:type="dxa" w:w="90"/>
+            </w:tcMar>
+          </w:tcPr>
+          <w:p>
+            <w:pPr>
+              <w:spacing w:after="0" w:line="252"/>
+            </w:pPr>
+            <w:r>
+              <w:rPr>
+                <w:rFonts w:ascii="Calibri" w:cs="Calibri" w:eastAsia="Calibri" w:hAnsi="Calibri"/>
+                <w:b w:val="false"/>
+                <w:bCs w:val="false"/>
+                <w:i w:val="false"/>
+                <w:iCs w:val="false"/>
+                <w:color w:val="1F2933"/>
+                <w:sz w:val="19"/>
+                <w:szCs w:val="19"/>
+              </w:rPr>
+              <w:t xml:space="preserve">Xem sổ giàn giáo theo lô và tình trạng, kể cả tại một ngày đã qua</w:t>
+            </w:r>
+          </w:p>
+        </w:tc>
+        <w:tc>
+          <w:tcPr>
+            <w:tcW w:type="dxa" w:w="3298"/>
+            <w:tcMar>
+              <w:top w:type="dxa" w:w="60"/>
+              <w:left w:type="dxa" w:w="90"/>
+              <w:bottom w:type="dxa" w:w="60"/>
+              <w:right w:type="dxa" w:w="90"/>
+            </w:tcMar>
+          </w:tcPr>
+          <w:p>
+            <w:pPr>
+              <w:spacing w:after="0" w:line="252"/>
+            </w:pPr>
+            <w:r>
+              <w:rPr>
+                <w:rFonts w:ascii="Calibri" w:cs="Calibri" w:eastAsia="Calibri" w:hAnsi="Calibri"/>
+                <w:b/>
+                <w:bCs/>
+                <w:i w:val="false"/>
+                <w:iCs w:val="false"/>
+                <w:color w:val="1F2933"/>
+                <w:sz w:val="19"/>
+                <w:szCs w:val="19"/>
+              </w:rPr>
+              <w:t xml:space="preserve">Kho</w:t>
+            </w:r>
+            <w:r>
+              <w:rPr>
+                <w:rFonts w:ascii="Calibri" w:cs="Calibri" w:eastAsia="Calibri" w:hAnsi="Calibri"/>
+                <w:b w:val="false"/>
+                <w:bCs w:val="false"/>
+                <w:i w:val="false"/>
+                <w:iCs w:val="false"/>
+                <w:color w:val="1F2933"/>
+                <w:sz w:val="19"/>
+                <w:szCs w:val="19"/>
+              </w:rPr>
+              <w:t xml:space="preserve"> → Giàn giáo</w:t>
+            </w:r>
+          </w:p>
+        </w:tc>
+        <w:tc>
+          <w:tcPr>
+            <w:tcW w:type="dxa" w:w="2781"/>
             <w:tcMar>
               <w:top w:type="dxa" w:w="60"/>
               <w:left w:type="dxa" w:w="90"/>
@@ -2445,7 +2593,59 @@
           <w:sz w:val="21"/>
           <w:szCs w:val="21"/>
         </w:rPr>
-        <w:t xml:space="preserve"> của các đợt đã trả, tổng bồi thường.</w:t>
+        <w:t xml:space="preserve"> của các đợt đã trả, tổng bồi thường, </w:t>
+      </w:r>
+      <w:r>
+        <w:rPr>
+          <w:rFonts w:ascii="Calibri" w:cs="Calibri" w:eastAsia="Calibri" w:hAnsi="Calibri"/>
+          <w:b/>
+          <w:bCs/>
+          <w:i w:val="false"/>
+          <w:iCs w:val="false"/>
+          <w:color w:val="1F2933"/>
+          <w:sz w:val="21"/>
+          <w:szCs w:val="21"/>
+        </w:rPr>
+        <w:t xml:space="preserve">biên bản thu hồi</w:t>
+      </w:r>
+      <w:r>
+        <w:rPr>
+          <w:rFonts w:ascii="Calibri" w:cs="Calibri" w:eastAsia="Calibri" w:hAnsi="Calibri"/>
+          <w:b w:val="false"/>
+          <w:bCs w:val="false"/>
+          <w:i w:val="false"/>
+          <w:iCs w:val="false"/>
+          <w:color w:val="1F2933"/>
+          <w:sz w:val="21"/>
+          <w:szCs w:val="21"/>
+        </w:rPr>
+        <w:t xml:space="preserve"> (bao nhiêu biên bản chờ ký) và </w:t>
+      </w:r>
+      <w:r>
+        <w:rPr>
+          <w:rFonts w:ascii="Calibri" w:cs="Calibri" w:eastAsia="Calibri" w:hAnsi="Calibri"/>
+          <w:b/>
+          <w:bCs/>
+          <w:i w:val="false"/>
+          <w:iCs w:val="false"/>
+          <w:color w:val="1F2933"/>
+          <w:sz w:val="21"/>
+          <w:szCs w:val="21"/>
+        </w:rPr>
+        <w:t xml:space="preserve">tất toán</w:t>
+      </w:r>
+      <w:r>
+        <w:rPr>
+          <w:rFonts w:ascii="Calibri" w:cs="Calibri" w:eastAsia="Calibri" w:hAnsi="Calibri"/>
+          <w:b w:val="false"/>
+          <w:bCs w:val="false"/>
+          <w:i w:val="false"/>
+          <w:iCs w:val="false"/>
+          <w:color w:val="1F2933"/>
+          <w:sz w:val="21"/>
+          <w:szCs w:val="21"/>
+        </w:rPr>
+        <w:t xml:space="preserve"> với Kế toán.</w:t>
       </w:r>
     </w:p>
     <w:p>
@@ -2521,6 +2721,55 @@
           <w:szCs w:val="21"/>
         </w:rPr>
         <w:t xml:space="preserve">, bồi thường.</w:t>
+      </w:r>
+    </w:p>
+    <w:p>
+      <w:pPr>
+        <w:pStyle w:val="ListParagraph"/>
+        <w:numPr>
+          <w:ilvl w:val="0"/>
+          <w:numId w:val="2"/>
+        </w:numPr>
+        <w:spacing w:after="70" w:line="276"/>
+      </w:pPr>
+      <w:r>
+        <w:rPr>
+          <w:rFonts w:ascii="Calibri" w:cs="Calibri" w:eastAsia="Calibri" w:hAnsi="Calibri"/>
+          <w:b w:val="false"/>
+          <w:bCs w:val="false"/>
+          <w:i w:val="false"/>
+          <w:iCs w:val="false"/>
+          <w:color w:val="1F2933"/>
+          <w:sz w:val="21"/>
+          <w:szCs w:val="21"/>
+        </w:rPr>
+        <w:t xml:space="preserve">Tab </w:t>
+      </w:r>
+      <w:r>
+        <w:rPr>
+          <w:rFonts w:ascii="Calibri" w:cs="Calibri" w:eastAsia="Calibri" w:hAnsi="Calibri"/>
+          <w:b/>
+          <w:bCs/>
+          <w:i w:val="false"/>
+          <w:iCs w:val="false"/>
+          <w:color w:val="1F2933"/>
+          <w:sz w:val="21"/>
+          <w:szCs w:val="21"/>
+        </w:rPr>
+        <w:t xml:space="preserve">Biên bản thu hồi</w:t>
+      </w:r>
+      <w:r>
+        <w:rPr>
+          <w:rFonts w:ascii="Calibri" w:cs="Calibri" w:eastAsia="Calibri" w:hAnsi="Calibri"/>
+          <w:b w:val="false"/>
+          <w:bCs w:val="false"/>
+          <w:i w:val="false"/>
+          <w:iCs w:val="false"/>
+          <w:color w:val="1F2933"/>
+          <w:sz w:val="21"/>
+          <w:szCs w:val="21"/>
+        </w:rPr>
+        <w:t xml:space="preserve">: mỗi đợt trả một biên bản (mục 6).</w:t>
       </w:r>
     </w:p>
     <w:p>
@@ -3228,6 +3477,81 @@
     </w:p>
     <w:p>
       <w:pPr>
+        <w:pStyle w:val="ListParagraph"/>
+        <w:numPr>
+          <w:ilvl w:val="0"/>
+          <w:numId w:val="2"/>
+        </w:numPr>
+        <w:spacing w:after="70" w:line="276"/>
+      </w:pPr>
+      <w:r>
+        <w:rPr>
+          <w:rFonts w:ascii="Calibri" w:cs="Calibri" w:eastAsia="Calibri" w:hAnsi="Calibri"/>
+          <w:b w:val="false"/>
+          <w:bCs w:val="false"/>
+          <w:i w:val="false"/>
+          <w:iCs w:val="false"/>
+          <w:color w:val="1F2933"/>
+          <w:sz w:val="21"/>
+          <w:szCs w:val="21"/>
+        </w:rPr>
+        <w:t xml:space="preserve">Đợt vừa ghi thành một </w:t>
+      </w:r>
+      <w:r>
+        <w:rPr>
+          <w:rFonts w:ascii="Calibri" w:cs="Calibri" w:eastAsia="Calibri" w:hAnsi="Calibri"/>
+          <w:b/>
+          <w:bCs/>
+          <w:i w:val="false"/>
+          <w:iCs w:val="false"/>
+          <w:color w:val="1F2933"/>
+          <w:sz w:val="21"/>
+          <w:szCs w:val="21"/>
+        </w:rPr>
+        <w:t xml:space="preserve">biên bản thu hồi</w:t>
+      </w:r>
+      <w:r>
+        <w:rPr>
+          <w:rFonts w:ascii="Calibri" w:cs="Calibri" w:eastAsia="Calibri" w:hAnsi="Calibri"/>
+          <w:b w:val="false"/>
+          <w:bCs w:val="false"/>
+          <w:i w:val="false"/>
+          <w:iCs w:val="false"/>
+          <w:color w:val="1F2933"/>
+          <w:sz w:val="21"/>
+          <w:szCs w:val="21"/>
+        </w:rPr>
+        <w:t xml:space="preserve"> chờ ký. Màn hình tự chuyển sang tab </w:t>
+      </w:r>
+      <w:r>
+        <w:rPr>
+          <w:rFonts w:ascii="Calibri" w:cs="Calibri" w:eastAsia="Calibri" w:hAnsi="Calibri"/>
+          <w:b/>
+          <w:bCs/>
+          <w:i w:val="false"/>
+          <w:iCs w:val="false"/>
+          <w:color w:val="1F2933"/>
+          <w:sz w:val="21"/>
+          <w:szCs w:val="21"/>
+        </w:rPr>
+        <w:t xml:space="preserve">Biên bản thu hồi</w:t>
+      </w:r>
+      <w:r>
+        <w:rPr>
+          <w:rFonts w:ascii="Calibri" w:cs="Calibri" w:eastAsia="Calibri" w:hAnsi="Calibri"/>
+          <w:b w:val="false"/>
+          <w:bCs w:val="false"/>
+          <w:i w:val="false"/>
+          <w:iCs w:val="false"/>
+          <w:color w:val="1F2933"/>
+          <w:sz w:val="21"/>
+          <w:szCs w:val="21"/>
+        </w:rPr>
+        <w:t xml:space="preserve"> và mở sẵn khung ký — hai bên thường đang đứng cạnh nhau ở bãi.</w:t>
+      </w:r>
+    </w:p>
+    <w:p>
+      <w:pPr>
         <w:pBdr>
           <w:left w:val="single" w:color="1F5F4B" w:sz="12" w:space="10"/>
         </w:pBdr>
@@ -3262,7 +3586,7 @@
           <w:sz w:val="30"/>
           <w:szCs w:val="30"/>
         </w:rPr>
-        <w:t xml:space="preserve">6. Sổ giàn giáo theo lô</w:t>
+        <w:t xml:space="preserve">6. Biên bản thu hồi — hai bên ký</w:t>
       </w:r>
     </w:p>
     <w:p>
@@ -3273,54 +3597,63 @@
       <w:r>
         <w:rPr>
           <w:rFonts w:ascii="Calibri" w:cs="Calibri" w:eastAsia="Calibri" w:hAnsi="Calibri"/>
-          <w:b/>
-          <w:bCs/>
-          <w:i w:val="false"/>
-          <w:iCs w:val="false"/>
-          <w:color w:val="1F2933"/>
-          <w:sz w:val="21"/>
-          <w:szCs w:val="21"/>
-        </w:rPr>
-        <w:t xml:space="preserve">Kho</w:t>
-      </w:r>
-      <w:r>
-        <w:rPr>
-          <w:rFonts w:ascii="Calibri" w:cs="Calibri" w:eastAsia="Calibri" w:hAnsi="Calibri"/>
-          <w:b w:val="false"/>
-          <w:bCs w:val="false"/>
-          <w:i w:val="false"/>
-          <w:iCs w:val="false"/>
-          <w:color w:val="1F2933"/>
-          <w:sz w:val="21"/>
-          <w:szCs w:val="21"/>
-        </w:rPr>
-        <w:t xml:space="preserve"> → </w:t>
-      </w:r>
-      <w:r>
-        <w:rPr>
-          <w:rFonts w:ascii="Calibri" w:cs="Calibri" w:eastAsia="Calibri" w:hAnsi="Calibri"/>
-          <w:b/>
-          <w:bCs/>
-          <w:i w:val="false"/>
-          <w:iCs w:val="false"/>
-          <w:color w:val="1F2933"/>
-          <w:sz w:val="21"/>
-          <w:szCs w:val="21"/>
-        </w:rPr>
-        <w:t xml:space="preserve">Giàn giáo</w:t>
-      </w:r>
-      <w:r>
-        <w:rPr>
-          <w:rFonts w:ascii="Calibri" w:cs="Calibri" w:eastAsia="Calibri" w:hAnsi="Calibri"/>
-          <w:b w:val="false"/>
-          <w:bCs w:val="false"/>
-          <w:i w:val="false"/>
-          <w:iCs w:val="false"/>
-          <w:color w:val="1F2933"/>
-          <w:sz w:val="21"/>
-          <w:szCs w:val="21"/>
-        </w:rPr>
-        <w:t xml:space="preserve"> (vai trò Xưởng chỉ xem; Kho lập biên bản sửa chữa, mất mát, thanh lý — xem hướng dẫn Kho).</w:t>
+          <w:b w:val="false"/>
+          <w:bCs w:val="false"/>
+          <w:i w:val="false"/>
+          <w:iCs w:val="false"/>
+          <w:color w:val="1F2933"/>
+          <w:sz w:val="21"/>
+          <w:szCs w:val="21"/>
+        </w:rPr>
+        <w:t xml:space="preserve">Tab </w:t>
+      </w:r>
+      <w:r>
+        <w:rPr>
+          <w:rFonts w:ascii="Calibri" w:cs="Calibri" w:eastAsia="Calibri" w:hAnsi="Calibri"/>
+          <w:b/>
+          <w:bCs/>
+          <w:i w:val="false"/>
+          <w:iCs w:val="false"/>
+          <w:color w:val="1F2933"/>
+          <w:sz w:val="21"/>
+          <w:szCs w:val="21"/>
+        </w:rPr>
+        <w:t xml:space="preserve">Biên bản thu hồi</w:t>
+      </w:r>
+      <w:r>
+        <w:rPr>
+          <w:rFonts w:ascii="Calibri" w:cs="Calibri" w:eastAsia="Calibri" w:hAnsi="Calibri"/>
+          <w:b w:val="false"/>
+          <w:bCs w:val="false"/>
+          <w:i w:val="false"/>
+          <w:iCs w:val="false"/>
+          <w:color w:val="1F2933"/>
+          <w:sz w:val="21"/>
+          <w:szCs w:val="21"/>
+        </w:rPr>
+        <w:t xml:space="preserve">: mỗi đợt trả một biên bản, mã dạng </w:t>
+      </w:r>
+      <w:r>
+        <w:rPr>
+          <w:rFonts w:ascii="Consolas" w:cs="Consolas" w:eastAsia="Consolas" w:hAnsi="Consolas"/>
+          <w:color w:val="1F2933"/>
+          <w:sz w:val="19"/>
+          <w:szCs w:val="19"/>
+        </w:rPr>
+        <w:t xml:space="preserve">NVS-BBTH-2026-0001</w:t>
+      </w:r>
+      <w:r>
+        <w:rPr>
+          <w:rFonts w:ascii="Calibri" w:cs="Calibri" w:eastAsia="Calibri" w:hAnsi="Calibri"/>
+          <w:b w:val="false"/>
+          <w:bCs w:val="false"/>
+          <w:i w:val="false"/>
+          <w:iCs w:val="false"/>
+          <w:color w:val="1F2933"/>
+          <w:sz w:val="21"/>
+          <w:szCs w:val="21"/>
+        </w:rPr>
+        <w:t xml:space="preserve">. Biên bản ghi đúng số hai bên đếm ở đợt đó: trả đạt, hư hỏng, mất, số ngày thuê, tiền thuê, bồi thường của từng loại giáo.</w:t>
       </w:r>
     </w:p>
     <w:p>
@@ -3384,24 +3717,7 @@
           <w:sz w:val="18"/>
           <w:szCs w:val="18"/>
         </w:rPr>
-        <w:t xml:space="preserve">Hình 6 — Sổ giàn giáo: cho thuê được 2.596, hỏng chờ sửa 4; từng lô đang ở kho hay ở khách nào.</w:t>
-      </w:r>
-    </w:p>
-    <w:p>
-      <w:pPr>
-        <w:pStyle w:val="Heading1"/>
-        <w:spacing w:after="160" w:before="360"/>
-      </w:pPr>
-      <w:r>
-        <w:rPr>
-          <w:rFonts w:ascii="Calibri" w:cs="Calibri" w:eastAsia="Calibri" w:hAnsi="Calibri"/>
-          <w:b/>
-          <w:bCs/>
-          <w:color w:val="1F5F4B"/>
-          <w:sz w:val="30"/>
-          <w:szCs w:val="30"/>
-        </w:rPr>
-        <w:t xml:space="preserve">7. Lệnh sản xuất</w:t>
+        <w:t xml:space="preserve">Hình 6 — Biên bản của Đông Đô ngày 27/09/2026, chờ hai bên ký.</w:t>
       </w:r>
     </w:p>
     <w:p>
@@ -3420,72 +3736,170 @@
           <w:sz w:val="21"/>
           <w:szCs w:val="21"/>
         </w:rPr>
-        <w:t xml:space="preserve">Sản xuất &amp; Cho thuê</w:t>
-      </w:r>
-      <w:r>
-        <w:rPr>
-          <w:rFonts w:ascii="Calibri" w:cs="Calibri" w:eastAsia="Calibri" w:hAnsi="Calibri"/>
-          <w:b w:val="false"/>
-          <w:bCs w:val="false"/>
-          <w:i w:val="false"/>
-          <w:iCs w:val="false"/>
-          <w:color w:val="1F2933"/>
-          <w:sz w:val="21"/>
-          <w:szCs w:val="21"/>
-        </w:rPr>
-        <w:t xml:space="preserve"> → </w:t>
-      </w:r>
-      <w:r>
-        <w:rPr>
-          <w:rFonts w:ascii="Calibri" w:cs="Calibri" w:eastAsia="Calibri" w:hAnsi="Calibri"/>
-          <w:b/>
-          <w:bCs/>
-          <w:i w:val="false"/>
-          <w:iCs w:val="false"/>
-          <w:color w:val="1F2933"/>
-          <w:sz w:val="21"/>
-          <w:szCs w:val="21"/>
-        </w:rPr>
-        <w:t xml:space="preserve">Lệnh sản xuất</w:t>
-      </w:r>
-      <w:r>
-        <w:rPr>
-          <w:rFonts w:ascii="Calibri" w:cs="Calibri" w:eastAsia="Calibri" w:hAnsi="Calibri"/>
-          <w:b w:val="false"/>
-          <w:bCs w:val="false"/>
-          <w:i w:val="false"/>
-          <w:iCs w:val="false"/>
-          <w:color w:val="1F2933"/>
-          <w:sz w:val="21"/>
-          <w:szCs w:val="21"/>
-        </w:rPr>
-        <w:t xml:space="preserve"> mới ở mức khung: tên sản phẩm, số lượng, trạng thái. Định mức tiêu hao, kế hoạch theo tổ, cấp vật tư theo định mức, công đoạn, chất lượng và giá thành </w:t>
-      </w:r>
-      <w:r>
-        <w:rPr>
-          <w:rFonts w:ascii="Calibri" w:cs="Calibri" w:eastAsia="Calibri" w:hAnsi="Calibri"/>
-          <w:b/>
-          <w:bCs/>
-          <w:i w:val="false"/>
-          <w:iCs w:val="false"/>
-          <w:color w:val="1F2933"/>
-          <w:sz w:val="21"/>
-          <w:szCs w:val="21"/>
-        </w:rPr>
-        <w:t xml:space="preserve">chưa có</w:t>
-      </w:r>
-      <w:r>
-        <w:rPr>
-          <w:rFonts w:ascii="Calibri" w:cs="Calibri" w:eastAsia="Calibri" w:hAnsi="Calibri"/>
-          <w:b w:val="false"/>
-          <w:bCs w:val="false"/>
-          <w:i w:val="false"/>
-          <w:iCs w:val="false"/>
-          <w:color w:val="1F2933"/>
-          <w:sz w:val="21"/>
-          <w:szCs w:val="21"/>
-        </w:rPr>
-        <w:t xml:space="preserve"> — chờ Xưởng cung cấp bộ định mức và tỷ lệ lỗi thực tế; hệ thống không tự ước lượng các con số đó.</w:t>
+        <w:t xml:space="preserve">Ký biên bản</w:t>
+      </w:r>
+      <w:r>
+        <w:rPr>
+          <w:rFonts w:ascii="Calibri" w:cs="Calibri" w:eastAsia="Calibri" w:hAnsi="Calibri"/>
+          <w:b w:val="false"/>
+          <w:bCs w:val="false"/>
+          <w:i w:val="false"/>
+          <w:iCs w:val="false"/>
+          <w:color w:val="1F2933"/>
+          <w:sz w:val="21"/>
+          <w:szCs w:val="21"/>
+        </w:rPr>
+        <w:t xml:space="preserve"> — ghi </w:t>
+      </w:r>
+      <w:r>
+        <w:rPr>
+          <w:rFonts w:ascii="Calibri" w:cs="Calibri" w:eastAsia="Calibri" w:hAnsi="Calibri"/>
+          <w:b/>
+          <w:bCs/>
+          <w:i w:val="false"/>
+          <w:iCs w:val="false"/>
+          <w:color w:val="1F2933"/>
+          <w:sz w:val="21"/>
+          <w:szCs w:val="21"/>
+        </w:rPr>
+        <w:t xml:space="preserve">người đại diện bên thuê</w:t>
+      </w:r>
+      <w:r>
+        <w:rPr>
+          <w:rFonts w:ascii="Calibri" w:cs="Calibri" w:eastAsia="Calibri" w:hAnsi="Calibri"/>
+          <w:b w:val="false"/>
+          <w:bCs w:val="false"/>
+          <w:i w:val="false"/>
+          <w:iCs w:val="false"/>
+          <w:color w:val="1F2933"/>
+          <w:sz w:val="21"/>
+          <w:szCs w:val="21"/>
+        </w:rPr>
+        <w:t xml:space="preserve">, rồi chọn một trong hai cách:</w:t>
+      </w:r>
+    </w:p>
+    <w:p>
+      <w:pPr>
+        <w:pStyle w:val="ListParagraph"/>
+        <w:numPr>
+          <w:ilvl w:val="0"/>
+          <w:numId w:val="2"/>
+        </w:numPr>
+        <w:spacing w:after="70" w:line="276"/>
+      </w:pPr>
+      <w:r>
+        <w:rPr>
+          <w:rFonts w:ascii="Calibri" w:cs="Calibri" w:eastAsia="Calibri" w:hAnsi="Calibri"/>
+          <w:b/>
+          <w:bCs/>
+          <w:i w:val="false"/>
+          <w:iCs w:val="false"/>
+          <w:color w:val="1F2933"/>
+          <w:sz w:val="21"/>
+          <w:szCs w:val="21"/>
+        </w:rPr>
+        <w:t xml:space="preserve">Ký trên màn hình</w:t>
+      </w:r>
+      <w:r>
+        <w:rPr>
+          <w:rFonts w:ascii="Calibri" w:cs="Calibri" w:eastAsia="Calibri" w:hAnsi="Calibri"/>
+          <w:b w:val="false"/>
+          <w:bCs w:val="false"/>
+          <w:i w:val="false"/>
+          <w:iCs w:val="false"/>
+          <w:color w:val="1F2933"/>
+          <w:sz w:val="21"/>
+          <w:szCs w:val="21"/>
+        </w:rPr>
+        <w:t xml:space="preserve">: người đại diện bên thuê ký vào khung bên trái, người nhận hàng của Nhà Việt Steel ký vào khung bên phải — bằng ngón tay trên điện thoại, máy tính bảng, hoặc bằng chuột. </w:t>
+      </w:r>
+      <w:r>
+        <w:rPr>
+          <w:rFonts w:ascii="Calibri" w:cs="Calibri" w:eastAsia="Calibri" w:hAnsi="Calibri"/>
+          <w:b/>
+          <w:bCs/>
+          <w:i w:val="false"/>
+          <w:iCs w:val="false"/>
+          <w:color w:val="1F2933"/>
+          <w:sz w:val="21"/>
+          <w:szCs w:val="21"/>
+        </w:rPr>
+        <w:t xml:space="preserve">Ký lại</w:t>
+      </w:r>
+      <w:r>
+        <w:rPr>
+          <w:rFonts w:ascii="Calibri" w:cs="Calibri" w:eastAsia="Calibri" w:hAnsi="Calibri"/>
+          <w:b w:val="false"/>
+          <w:bCs w:val="false"/>
+          <w:i w:val="false"/>
+          <w:iCs w:val="false"/>
+          <w:color w:val="1F2933"/>
+          <w:sz w:val="21"/>
+          <w:szCs w:val="21"/>
+        </w:rPr>
+        <w:t xml:space="preserve"> xoá khung để ký lại.</w:t>
+      </w:r>
+    </w:p>
+    <w:p>
+      <w:pPr>
+        <w:pStyle w:val="ListParagraph"/>
+        <w:numPr>
+          <w:ilvl w:val="0"/>
+          <w:numId w:val="2"/>
+        </w:numPr>
+        <w:spacing w:after="70" w:line="276"/>
+      </w:pPr>
+      <w:r>
+        <w:rPr>
+          <w:rFonts w:ascii="Calibri" w:cs="Calibri" w:eastAsia="Calibri" w:hAnsi="Calibri"/>
+          <w:b/>
+          <w:bCs/>
+          <w:i w:val="false"/>
+          <w:iCs w:val="false"/>
+          <w:color w:val="1F2933"/>
+          <w:sz w:val="21"/>
+          <w:szCs w:val="21"/>
+        </w:rPr>
+        <w:t xml:space="preserve">Ảnh biên bản giấy đã ký</w:t>
+      </w:r>
+      <w:r>
+        <w:rPr>
+          <w:rFonts w:ascii="Calibri" w:cs="Calibri" w:eastAsia="Calibri" w:hAnsi="Calibri"/>
+          <w:b w:val="false"/>
+          <w:bCs w:val="false"/>
+          <w:i w:val="false"/>
+          <w:iCs w:val="false"/>
+          <w:color w:val="1F2933"/>
+          <w:sz w:val="21"/>
+          <w:szCs w:val="21"/>
+        </w:rPr>
+        <w:t xml:space="preserve">: khách muốn ký giấy thì bấm </w:t>
+      </w:r>
+      <w:r>
+        <w:rPr>
+          <w:rFonts w:ascii="Calibri" w:cs="Calibri" w:eastAsia="Calibri" w:hAnsi="Calibri"/>
+          <w:b/>
+          <w:bCs/>
+          <w:i w:val="false"/>
+          <w:iCs w:val="false"/>
+          <w:color w:val="1F2933"/>
+          <w:sz w:val="21"/>
+          <w:szCs w:val="21"/>
+        </w:rPr>
+        <w:t xml:space="preserve">In biên bản</w:t>
+      </w:r>
+      <w:r>
+        <w:rPr>
+          <w:rFonts w:ascii="Calibri" w:cs="Calibri" w:eastAsia="Calibri" w:hAnsi="Calibri"/>
+          <w:b w:val="false"/>
+          <w:bCs w:val="false"/>
+          <w:i w:val="false"/>
+          <w:iCs w:val="false"/>
+          <w:color w:val="1F2933"/>
+          <w:sz w:val="21"/>
+          <w:szCs w:val="21"/>
+        </w:rPr>
+        <w:t xml:space="preserve">, hai bên ký trên bản in, rồi chụp ảnh (hoặc chọn tệp PDF) đính vào.</w:t>
       </w:r>
     </w:p>
     <w:p>
@@ -3549,24 +3963,7 @@
           <w:sz w:val="18"/>
           <w:szCs w:val="18"/>
         </w:rPr>
-        <w:t xml:space="preserve">Hình 7 — Lệnh sản xuất — bản demo chưa có lệnh nào.</w:t>
-      </w:r>
-    </w:p>
-    <w:p>
-      <w:pPr>
-        <w:pStyle w:val="Heading1"/>
-        <w:spacing w:after="160" w:before="360"/>
-      </w:pPr>
-      <w:r>
-        <w:rPr>
-          <w:rFonts w:ascii="Calibri" w:cs="Calibri" w:eastAsia="Calibri" w:hAnsi="Calibri"/>
-          <w:b/>
-          <w:bCs/>
-          <w:color w:val="1F5F4B"/>
-          <w:sz w:val="30"/>
-          <w:szCs w:val="30"/>
-        </w:rPr>
-        <w:t xml:space="preserve">8. Phần chưa có trong bản demo</w:t>
+        <w:t xml:space="preserve">Hình 7 — Hai bên ký trên màn hình.</w:t>
       </w:r>
     </w:p>
     <w:p>
@@ -3577,15 +3974,28 @@
       <w:r>
         <w:rPr>
           <w:rFonts w:ascii="Calibri" w:cs="Calibri" w:eastAsia="Calibri" w:hAnsi="Calibri"/>
-          <w:b w:val="false"/>
-          <w:bCs w:val="false"/>
-          <w:i w:val="false"/>
-          <w:iCs w:val="false"/>
-          <w:color w:val="1F2933"/>
-          <w:sz w:val="21"/>
-          <w:szCs w:val="21"/>
-        </w:rPr>
-        <w:t xml:space="preserve">Nói rõ để không ai tưởng đã làm:</w:t>
+          <w:b/>
+          <w:bCs/>
+          <w:i w:val="false"/>
+          <w:iCs w:val="false"/>
+          <w:color w:val="1F2933"/>
+          <w:sz w:val="21"/>
+          <w:szCs w:val="21"/>
+        </w:rPr>
+        <w:t xml:space="preserve">Xác nhận ký biên bản</w:t>
+      </w:r>
+      <w:r>
+        <w:rPr>
+          <w:rFonts w:ascii="Calibri" w:cs="Calibri" w:eastAsia="Calibri" w:hAnsi="Calibri"/>
+          <w:b w:val="false"/>
+          <w:bCs w:val="false"/>
+          <w:i w:val="false"/>
+          <w:iCs w:val="false"/>
+          <w:color w:val="1F2933"/>
+          <w:sz w:val="21"/>
+          <w:szCs w:val="21"/>
+        </w:rPr>
+        <w:t xml:space="preserve">. Màn hình nói trước số tiền Kế toán sẽ nhận. Sau khi ký:</w:t>
       </w:r>
     </w:p>
     <w:p>
@@ -3608,7 +4018,33 @@
           <w:sz w:val="21"/>
           <w:szCs w:val="21"/>
         </w:rPr>
-        <w:t xml:space="preserve">Giao thêm giáo giữa kỳ vào hợp đồng đang thuê (hiện lập hợp đồng mới).</w:t>
+        <w:t xml:space="preserve">Biên bản </w:t>
+      </w:r>
+      <w:r>
+        <w:rPr>
+          <w:rFonts w:ascii="Calibri" w:cs="Calibri" w:eastAsia="Calibri" w:hAnsi="Calibri"/>
+          <w:b/>
+          <w:bCs/>
+          <w:i w:val="false"/>
+          <w:iCs w:val="false"/>
+          <w:color w:val="1F2933"/>
+          <w:sz w:val="21"/>
+          <w:szCs w:val="21"/>
+        </w:rPr>
+        <w:t xml:space="preserve">bị khoá</w:t>
+      </w:r>
+      <w:r>
+        <w:rPr>
+          <w:rFonts w:ascii="Calibri" w:cs="Calibri" w:eastAsia="Calibri" w:hAnsi="Calibri"/>
+          <w:b w:val="false"/>
+          <w:bCs w:val="false"/>
+          <w:i w:val="false"/>
+          <w:iCs w:val="false"/>
+          <w:color w:val="1F2933"/>
+          <w:sz w:val="21"/>
+          <w:szCs w:val="21"/>
+        </w:rPr>
+        <w:t xml:space="preserve">: không ai sửa được nội dung, chữ ký hay ảnh — kể cả quản trị hệ thống. Đó là chứng cứ khi đối chiếu với khách.</w:t>
       </w:r>
     </w:p>
     <w:p>
@@ -3631,7 +4067,33 @@
           <w:sz w:val="21"/>
           <w:szCs w:val="21"/>
         </w:rPr>
-        <w:t xml:space="preserve">Biên bản thu hồi có chữ ký hai bên; đối soát và tất toán chuyển sang Kế toán.</w:t>
+        <w:t xml:space="preserve">Kế toán nhận ngay </w:t>
+      </w:r>
+      <w:r>
+        <w:rPr>
+          <w:rFonts w:ascii="Calibri" w:cs="Calibri" w:eastAsia="Calibri" w:hAnsi="Calibri"/>
+          <w:b/>
+          <w:bCs/>
+          <w:i w:val="false"/>
+          <w:iCs w:val="false"/>
+          <w:color w:val="1F2933"/>
+          <w:sz w:val="21"/>
+          <w:szCs w:val="21"/>
+        </w:rPr>
+        <w:t xml:space="preserve">một khoản phải thu</w:t>
+      </w:r>
+      <w:r>
+        <w:rPr>
+          <w:rFonts w:ascii="Calibri" w:cs="Calibri" w:eastAsia="Calibri" w:hAnsi="Calibri"/>
+          <w:b w:val="false"/>
+          <w:bCs w:val="false"/>
+          <w:i w:val="false"/>
+          <w:iCs w:val="false"/>
+          <w:color w:val="1F2933"/>
+          <w:sz w:val="21"/>
+          <w:szCs w:val="21"/>
+        </w:rPr>
+        <w:t xml:space="preserve"> gồm tiền thuê và bồi thường của đợt, ghi rõ mã hợp đồng và mã biên bản. Xưởng không phải báo số cho Kế toán.</w:t>
       </w:r>
     </w:p>
     <w:p>
@@ -3646,15 +4108,295 @@
       <w:r>
         <w:rPr>
           <w:rFonts w:ascii="Calibri" w:cs="Calibri" w:eastAsia="Calibri" w:hAnsi="Calibri"/>
-          <w:b w:val="false"/>
-          <w:bCs w:val="false"/>
-          <w:i w:val="false"/>
-          <w:iCs w:val="false"/>
-          <w:color w:val="1F2933"/>
-          <w:sz w:val="21"/>
-          <w:szCs w:val="21"/>
-        </w:rPr>
-        <w:t xml:space="preserve">Giá thuê nội bộ giữa các pháp nhân và loại trừ khỏi báo cáo hợp nhất.</w:t>
+          <w:b/>
+          <w:bCs/>
+          <w:i w:val="false"/>
+          <w:iCs w:val="false"/>
+          <w:color w:val="1F2933"/>
+          <w:sz w:val="21"/>
+          <w:szCs w:val="21"/>
+        </w:rPr>
+        <w:t xml:space="preserve">In biên bản</w:t>
+      </w:r>
+      <w:r>
+        <w:rPr>
+          <w:rFonts w:ascii="Calibri" w:cs="Calibri" w:eastAsia="Calibri" w:hAnsi="Calibri"/>
+          <w:b w:val="false"/>
+          <w:bCs w:val="false"/>
+          <w:i w:val="false"/>
+          <w:iCs w:val="false"/>
+          <w:color w:val="1F2933"/>
+          <w:sz w:val="21"/>
+          <w:szCs w:val="21"/>
+        </w:rPr>
+        <w:t xml:space="preserve"> lúc nào cũng được, bản in kèm chữ ký hai bên.</w:t>
+      </w:r>
+    </w:p>
+    <w:p>
+      <w:pPr>
+        <w:keepNext/>
+        <w:spacing w:after="60" w:before="160"/>
+        <w:jc w:val="center"/>
+      </w:pPr>
+      <w:r>
+        <w:drawing>
+          <wp:inline distT="0" distB="0" distL="0" distR="0">
+            <wp:extent cx="6191250" cy="3867150"/>
+            <wp:effectExtent t="0" r="0" b="0" l="0"/>
+            <wp:docPr id="8" name="" descr="" title=""/>
+            <wp:cNvGraphicFramePr>
+              <a:graphicFrameLocks xmlns:a="http://schemas.openxmlformats.org/drawingml/2006/main" noChangeAspect="1"/>
+            </wp:cNvGraphicFramePr>
+            <a:graphic xmlns:a="http://schemas.openxmlformats.org/drawingml/2006/main">
+              <a:graphicData uri="http://schemas.openxmlformats.org/drawingml/2006/picture">
+                <pic:pic xmlns:pic="http://schemas.openxmlformats.org/drawingml/2006/picture">
+                  <pic:nvPicPr>
+                    <pic:cNvPr id="0" name="" descr=""/>
+                    <pic:cNvPicPr>
+                      <a:picLocks noChangeAspect="1" noChangeArrowheads="1"/>
+                    </pic:cNvPicPr>
+                  </pic:nvPicPr>
+                  <pic:blipFill>
+                    <a:blip r:embed="rId16" cstate="none"/>
+                    <a:srcRect/>
+                    <a:stretch>
+                      <a:fillRect/>
+                    </a:stretch>
+                  </pic:blipFill>
+                  <pic:spPr bwMode="auto">
+                    <a:xfrm>
+                      <a:off x="0" y="0"/>
+                      <a:ext cx="6191250" cy="3867150"/>
+                    </a:xfrm>
+                    <a:prstGeom prst="rect">
+                      <a:avLst/>
+                    </a:prstGeom>
+                  </pic:spPr>
+                </pic:pic>
+              </a:graphicData>
+            </a:graphic>
+          </wp:inline>
+        </w:drawing>
+      </w:r>
+    </w:p>
+    <w:p>
+      <w:pPr>
+        <w:spacing w:after="200"/>
+        <w:jc w:val="center"/>
+      </w:pPr>
+      <w:r>
+        <w:rPr>
+          <w:rFonts w:ascii="Calibri" w:cs="Calibri" w:eastAsia="Calibri" w:hAnsi="Calibri"/>
+          <w:i/>
+          <w:iCs/>
+          <w:color w:val="52606D"/>
+          <w:sz w:val="18"/>
+          <w:szCs w:val="18"/>
+        </w:rPr>
+        <w:t xml:space="preserve">Hình 8 — Biên bản đã ký: tên người đại diện, người nhận, thời điểm ký và hai chữ ký.</w:t>
+      </w:r>
+    </w:p>
+    <w:p>
+      <w:pPr>
+        <w:spacing w:after="140" w:line="276"/>
+        <w:jc w:val="left"/>
+      </w:pPr>
+      <w:r>
+        <w:rPr>
+          <w:rFonts w:ascii="Calibri" w:cs="Calibri" w:eastAsia="Calibri" w:hAnsi="Calibri"/>
+          <w:b w:val="false"/>
+          <w:bCs w:val="false"/>
+          <w:i w:val="false"/>
+          <w:iCs w:val="false"/>
+          <w:color w:val="1F2933"/>
+          <w:sz w:val="21"/>
+          <w:szCs w:val="21"/>
+        </w:rPr>
+        <w:t xml:space="preserve">Khách trả hết và mọi biên bản đã ký thì </w:t>
+      </w:r>
+      <w:r>
+        <w:rPr>
+          <w:rFonts w:ascii="Calibri" w:cs="Calibri" w:eastAsia="Calibri" w:hAnsi="Calibri"/>
+          <w:b/>
+          <w:bCs/>
+          <w:i w:val="false"/>
+          <w:iCs w:val="false"/>
+          <w:color w:val="1F2933"/>
+          <w:sz w:val="21"/>
+          <w:szCs w:val="21"/>
+        </w:rPr>
+        <w:t xml:space="preserve">Kế toán tất toán</w:t>
+      </w:r>
+      <w:r>
+        <w:rPr>
+          <w:rFonts w:ascii="Calibri" w:cs="Calibri" w:eastAsia="Calibri" w:hAnsi="Calibri"/>
+          <w:b w:val="false"/>
+          <w:bCs w:val="false"/>
+          <w:i w:val="false"/>
+          <w:iCs w:val="false"/>
+          <w:color w:val="1F2933"/>
+          <w:sz w:val="21"/>
+          <w:szCs w:val="21"/>
+        </w:rPr>
+        <w:t xml:space="preserve"> hợp đồng: cấn trừ tiền cọc vào phần còn phải thu, cọc thừa hoàn lại khách (xem hướng dẫn Kế toán). Còn biên bản chưa ký thì Kế toán chưa tất toán được — ký ngay tại bãi là cách nhanh nhất.</w:t>
+      </w:r>
+    </w:p>
+    <w:p>
+      <w:pPr>
+        <w:pStyle w:val="Heading1"/>
+        <w:spacing w:after="160" w:before="360"/>
+      </w:pPr>
+      <w:r>
+        <w:rPr>
+          <w:rFonts w:ascii="Calibri" w:cs="Calibri" w:eastAsia="Calibri" w:hAnsi="Calibri"/>
+          <w:b/>
+          <w:bCs/>
+          <w:color w:val="1F5F4B"/>
+          <w:sz w:val="30"/>
+          <w:szCs w:val="30"/>
+        </w:rPr>
+        <w:t xml:space="preserve">7. Sổ giàn giáo theo lô</w:t>
+      </w:r>
+    </w:p>
+    <w:p>
+      <w:pPr>
+        <w:spacing w:after="140" w:line="276"/>
+        <w:jc w:val="left"/>
+      </w:pPr>
+      <w:r>
+        <w:rPr>
+          <w:rFonts w:ascii="Calibri" w:cs="Calibri" w:eastAsia="Calibri" w:hAnsi="Calibri"/>
+          <w:b/>
+          <w:bCs/>
+          <w:i w:val="false"/>
+          <w:iCs w:val="false"/>
+          <w:color w:val="1F2933"/>
+          <w:sz w:val="21"/>
+          <w:szCs w:val="21"/>
+        </w:rPr>
+        <w:t xml:space="preserve">Kho</w:t>
+      </w:r>
+      <w:r>
+        <w:rPr>
+          <w:rFonts w:ascii="Calibri" w:cs="Calibri" w:eastAsia="Calibri" w:hAnsi="Calibri"/>
+          <w:b w:val="false"/>
+          <w:bCs w:val="false"/>
+          <w:i w:val="false"/>
+          <w:iCs w:val="false"/>
+          <w:color w:val="1F2933"/>
+          <w:sz w:val="21"/>
+          <w:szCs w:val="21"/>
+        </w:rPr>
+        <w:t xml:space="preserve"> → </w:t>
+      </w:r>
+      <w:r>
+        <w:rPr>
+          <w:rFonts w:ascii="Calibri" w:cs="Calibri" w:eastAsia="Calibri" w:hAnsi="Calibri"/>
+          <w:b/>
+          <w:bCs/>
+          <w:i w:val="false"/>
+          <w:iCs w:val="false"/>
+          <w:color w:val="1F2933"/>
+          <w:sz w:val="21"/>
+          <w:szCs w:val="21"/>
+        </w:rPr>
+        <w:t xml:space="preserve">Giàn giáo</w:t>
+      </w:r>
+      <w:r>
+        <w:rPr>
+          <w:rFonts w:ascii="Calibri" w:cs="Calibri" w:eastAsia="Calibri" w:hAnsi="Calibri"/>
+          <w:b w:val="false"/>
+          <w:bCs w:val="false"/>
+          <w:i w:val="false"/>
+          <w:iCs w:val="false"/>
+          <w:color w:val="1F2933"/>
+          <w:sz w:val="21"/>
+          <w:szCs w:val="21"/>
+        </w:rPr>
+        <w:t xml:space="preserve"> (vai trò Xưởng chỉ xem; Kho lập biên bản sửa chữa, mất mát, thanh lý — xem hướng dẫn Kho).</w:t>
+      </w:r>
+    </w:p>
+    <w:p>
+      <w:pPr>
+        <w:keepNext/>
+        <w:spacing w:after="60" w:before="160"/>
+        <w:jc w:val="center"/>
+      </w:pPr>
+      <w:r>
+        <w:drawing>
+          <wp:inline distT="0" distB="0" distL="0" distR="0">
+            <wp:extent cx="6191250" cy="3867150"/>
+            <wp:effectExtent t="0" r="0" b="0" l="0"/>
+            <wp:docPr id="9" name="" descr="" title=""/>
+            <wp:cNvGraphicFramePr>
+              <a:graphicFrameLocks xmlns:a="http://schemas.openxmlformats.org/drawingml/2006/main" noChangeAspect="1"/>
+            </wp:cNvGraphicFramePr>
+            <a:graphic xmlns:a="http://schemas.openxmlformats.org/drawingml/2006/main">
+              <a:graphicData uri="http://schemas.openxmlformats.org/drawingml/2006/picture">
+                <pic:pic xmlns:pic="http://schemas.openxmlformats.org/drawingml/2006/picture">
+                  <pic:nvPicPr>
+                    <pic:cNvPr id="0" name="" descr=""/>
+                    <pic:cNvPicPr>
+                      <a:picLocks noChangeAspect="1" noChangeArrowheads="1"/>
+                    </pic:cNvPicPr>
+                  </pic:nvPicPr>
+                  <pic:blipFill>
+                    <a:blip r:embed="rId17" cstate="none"/>
+                    <a:srcRect/>
+                    <a:stretch>
+                      <a:fillRect/>
+                    </a:stretch>
+                  </pic:blipFill>
+                  <pic:spPr bwMode="auto">
+                    <a:xfrm>
+                      <a:off x="0" y="0"/>
+                      <a:ext cx="6191250" cy="3867150"/>
+                    </a:xfrm>
+                    <a:prstGeom prst="rect">
+                      <a:avLst/>
+                    </a:prstGeom>
+                  </pic:spPr>
+                </pic:pic>
+              </a:graphicData>
+            </a:graphic>
+          </wp:inline>
+        </w:drawing>
+      </w:r>
+    </w:p>
+    <w:p>
+      <w:pPr>
+        <w:spacing w:after="200"/>
+        <w:jc w:val="center"/>
+      </w:pPr>
+      <w:r>
+        <w:rPr>
+          <w:rFonts w:ascii="Calibri" w:cs="Calibri" w:eastAsia="Calibri" w:hAnsi="Calibri"/>
+          <w:i/>
+          <w:iCs/>
+          <w:color w:val="52606D"/>
+          <w:sz w:val="18"/>
+          <w:szCs w:val="18"/>
+        </w:rPr>
+        <w:t xml:space="preserve">Hình 9 — Sổ giàn giáo: cho thuê được 1.380 bộ đang ở kho, hỏng chờ sửa 4; từng lô đang ở kho</w:t>
+      </w:r>
+    </w:p>
+    <w:p>
+      <w:pPr>
+        <w:spacing w:after="140" w:line="276"/>
+        <w:jc w:val="left"/>
+      </w:pPr>
+      <w:r>
+        <w:rPr>
+          <w:rFonts w:ascii="Calibri" w:cs="Calibri" w:eastAsia="Calibri" w:hAnsi="Calibri"/>
+          <w:b w:val="false"/>
+          <w:bCs w:val="false"/>
+          <w:i w:val="false"/>
+          <w:iCs w:val="false"/>
+          <w:color w:val="1F2933"/>
+          <w:sz w:val="21"/>
+          <w:szCs w:val="21"/>
+        </w:rPr>
+        <w:t xml:space="preserve">hay ở khách nào.</w:t>
       </w:r>
     </w:p>
     <w:p>
@@ -3669,15 +4411,165 @@
       <w:r>
         <w:rPr>
           <w:rFonts w:ascii="Calibri" w:cs="Calibri" w:eastAsia="Calibri" w:hAnsi="Calibri"/>
-          <w:b w:val="false"/>
-          <w:bCs w:val="false"/>
-          <w:i w:val="false"/>
-          <w:iCs w:val="false"/>
-          <w:color w:val="1F2933"/>
-          <w:sz w:val="21"/>
-          <w:szCs w:val="21"/>
-        </w:rPr>
-        <w:t xml:space="preserve">Xem sổ giàn giáo tại một ngày trong quá khứ.</w:t>
+          <w:b/>
+          <w:bCs/>
+          <w:i w:val="false"/>
+          <w:iCs w:val="false"/>
+          <w:color w:val="1F2933"/>
+          <w:sz w:val="21"/>
+          <w:szCs w:val="21"/>
+        </w:rPr>
+        <w:t xml:space="preserve">Cho thuê được</w:t>
+      </w:r>
+      <w:r>
+        <w:rPr>
+          <w:rFonts w:ascii="Calibri" w:cs="Calibri" w:eastAsia="Calibri" w:hAnsi="Calibri"/>
+          <w:b w:val="false"/>
+          <w:bCs w:val="false"/>
+          <w:i w:val="false"/>
+          <w:iCs w:val="false"/>
+          <w:color w:val="1F2933"/>
+          <w:sz w:val="21"/>
+          <w:szCs w:val="21"/>
+        </w:rPr>
+        <w:t xml:space="preserve"> chỉ tính giáo mới và còn dùng được </w:t>
+      </w:r>
+      <w:r>
+        <w:rPr>
+          <w:rFonts w:ascii="Calibri" w:cs="Calibri" w:eastAsia="Calibri" w:hAnsi="Calibri"/>
+          <w:b/>
+          <w:bCs/>
+          <w:i w:val="false"/>
+          <w:iCs w:val="false"/>
+          <w:color w:val="1F2933"/>
+          <w:sz w:val="21"/>
+          <w:szCs w:val="21"/>
+        </w:rPr>
+        <w:t xml:space="preserve">đang nằm ở kho</w:t>
+      </w:r>
+      <w:r>
+        <w:rPr>
+          <w:rFonts w:ascii="Calibri" w:cs="Calibri" w:eastAsia="Calibri" w:hAnsi="Calibri"/>
+          <w:b w:val="false"/>
+          <w:bCs w:val="false"/>
+          <w:i w:val="false"/>
+          <w:iCs w:val="false"/>
+          <w:color w:val="1F2933"/>
+          <w:sz w:val="21"/>
+          <w:szCs w:val="21"/>
+        </w:rPr>
+        <w:t xml:space="preserve">. Giáo khách đang giữ không đem hứa với khách khác được.</w:t>
+      </w:r>
+    </w:p>
+    <w:p>
+      <w:pPr>
+        <w:pStyle w:val="ListParagraph"/>
+        <w:numPr>
+          <w:ilvl w:val="0"/>
+          <w:numId w:val="2"/>
+        </w:numPr>
+        <w:spacing w:after="70" w:line="276"/>
+      </w:pPr>
+      <w:r>
+        <w:rPr>
+          <w:rFonts w:ascii="Calibri" w:cs="Calibri" w:eastAsia="Calibri" w:hAnsi="Calibri"/>
+          <w:b/>
+          <w:bCs/>
+          <w:i w:val="false"/>
+          <w:iCs w:val="false"/>
+          <w:color w:val="1F2933"/>
+          <w:sz w:val="21"/>
+          <w:szCs w:val="21"/>
+        </w:rPr>
+        <w:t xml:space="preserve">Xem sổ tại ngày</w:t>
+      </w:r>
+      <w:r>
+        <w:rPr>
+          <w:rFonts w:ascii="Calibri" w:cs="Calibri" w:eastAsia="Calibri" w:hAnsi="Calibri"/>
+          <w:b w:val="false"/>
+          <w:bCs w:val="false"/>
+          <w:i w:val="false"/>
+          <w:iCs w:val="false"/>
+          <w:color w:val="1F2933"/>
+          <w:sz w:val="21"/>
+          <w:szCs w:val="21"/>
+        </w:rPr>
+        <w:t xml:space="preserve">: chọn một ngày đã qua để xem cuối ngày đó từng lô ở đâu, bao nhiêu, tình trạng gì. Số lấy theo </w:t>
+      </w:r>
+      <w:r>
+        <w:rPr>
+          <w:rFonts w:ascii="Calibri" w:cs="Calibri" w:eastAsia="Calibri" w:hAnsi="Calibri"/>
+          <w:b/>
+          <w:bCs/>
+          <w:i w:val="false"/>
+          <w:iCs w:val="false"/>
+          <w:color w:val="1F2933"/>
+          <w:sz w:val="21"/>
+          <w:szCs w:val="21"/>
+        </w:rPr>
+        <w:t xml:space="preserve">ngày của chứng từ</w:t>
+      </w:r>
+      <w:r>
+        <w:rPr>
+          <w:rFonts w:ascii="Calibri" w:cs="Calibri" w:eastAsia="Calibri" w:hAnsi="Calibri"/>
+          <w:b w:val="false"/>
+          <w:bCs w:val="false"/>
+          <w:i w:val="false"/>
+          <w:iCs w:val="false"/>
+          <w:color w:val="1F2933"/>
+          <w:sz w:val="21"/>
+          <w:szCs w:val="21"/>
+        </w:rPr>
+        <w:t xml:space="preserve"> (ngày giao, ngày trả, ngày biên bản), kể cả chứng từ ghi muộn: trả ngày 27 mà ngày 30 mới ghi thì sổ ngày 28 vẫn thấy giáo đã về kho. Chế độ này chỉ để xem; </w:t>
+      </w:r>
+      <w:r>
+        <w:rPr>
+          <w:rFonts w:ascii="Calibri" w:cs="Calibri" w:eastAsia="Calibri" w:hAnsi="Calibri"/>
+          <w:b/>
+          <w:bCs/>
+          <w:i w:val="false"/>
+          <w:iCs w:val="false"/>
+          <w:color w:val="1F2933"/>
+          <w:sz w:val="21"/>
+          <w:szCs w:val="21"/>
+        </w:rPr>
+        <w:t xml:space="preserve">Về sổ hiện tại</w:t>
+      </w:r>
+      <w:r>
+        <w:rPr>
+          <w:rFonts w:ascii="Calibri" w:cs="Calibri" w:eastAsia="Calibri" w:hAnsi="Calibri"/>
+          <w:b w:val="false"/>
+          <w:bCs w:val="false"/>
+          <w:i w:val="false"/>
+          <w:iCs w:val="false"/>
+          <w:color w:val="1F2933"/>
+          <w:sz w:val="21"/>
+          <w:szCs w:val="21"/>
+        </w:rPr>
+        <w:t xml:space="preserve"> để quay lại.</w:t>
+      </w:r>
+    </w:p>
+    <w:p>
+      <w:pPr>
+        <w:pStyle w:val="ListParagraph"/>
+        <w:numPr>
+          <w:ilvl w:val="0"/>
+          <w:numId w:val="2"/>
+        </w:numPr>
+        <w:spacing w:after="70" w:line="276"/>
+      </w:pPr>
+      <w:r>
+        <w:rPr>
+          <w:rFonts w:ascii="Calibri" w:cs="Calibri" w:eastAsia="Calibri" w:hAnsi="Calibri"/>
+          <w:b w:val="false"/>
+          <w:bCs w:val="false"/>
+          <w:i w:val="false"/>
+          <w:iCs w:val="false"/>
+          <w:color w:val="1F2933"/>
+          <w:sz w:val="21"/>
+          <w:szCs w:val="21"/>
+        </w:rPr>
+        <w:t xml:space="preserve">Sổ bắt đầu ghi theo ngày từ ngày cài bản cập nhật này; màn hình ghi rõ mốc đó. Không chọn được ngày trước mốc — hệ thống không dựng lại số cũ bằng ước lượng.</w:t>
       </w:r>
     </w:p>
     <w:p>
@@ -3694,7 +4586,323 @@
           <w:sz w:val="30"/>
           <w:szCs w:val="30"/>
         </w:rPr>
-        <w:t xml:space="preserve">9. Câu hỏi thường gặp</w:t>
+        <w:t xml:space="preserve">8. Lệnh sản xuất</w:t>
+      </w:r>
+    </w:p>
+    <w:p>
+      <w:pPr>
+        <w:spacing w:after="140" w:line="276"/>
+        <w:jc w:val="left"/>
+      </w:pPr>
+      <w:r>
+        <w:rPr>
+          <w:rFonts w:ascii="Calibri" w:cs="Calibri" w:eastAsia="Calibri" w:hAnsi="Calibri"/>
+          <w:b/>
+          <w:bCs/>
+          <w:i w:val="false"/>
+          <w:iCs w:val="false"/>
+          <w:color w:val="1F2933"/>
+          <w:sz w:val="21"/>
+          <w:szCs w:val="21"/>
+        </w:rPr>
+        <w:t xml:space="preserve">Sản xuất &amp; Cho thuê</w:t>
+      </w:r>
+      <w:r>
+        <w:rPr>
+          <w:rFonts w:ascii="Calibri" w:cs="Calibri" w:eastAsia="Calibri" w:hAnsi="Calibri"/>
+          <w:b w:val="false"/>
+          <w:bCs w:val="false"/>
+          <w:i w:val="false"/>
+          <w:iCs w:val="false"/>
+          <w:color w:val="1F2933"/>
+          <w:sz w:val="21"/>
+          <w:szCs w:val="21"/>
+        </w:rPr>
+        <w:t xml:space="preserve"> → </w:t>
+      </w:r>
+      <w:r>
+        <w:rPr>
+          <w:rFonts w:ascii="Calibri" w:cs="Calibri" w:eastAsia="Calibri" w:hAnsi="Calibri"/>
+          <w:b/>
+          <w:bCs/>
+          <w:i w:val="false"/>
+          <w:iCs w:val="false"/>
+          <w:color w:val="1F2933"/>
+          <w:sz w:val="21"/>
+          <w:szCs w:val="21"/>
+        </w:rPr>
+        <w:t xml:space="preserve">Lệnh sản xuất</w:t>
+      </w:r>
+      <w:r>
+        <w:rPr>
+          <w:rFonts w:ascii="Calibri" w:cs="Calibri" w:eastAsia="Calibri" w:hAnsi="Calibri"/>
+          <w:b w:val="false"/>
+          <w:bCs w:val="false"/>
+          <w:i w:val="false"/>
+          <w:iCs w:val="false"/>
+          <w:color w:val="1F2933"/>
+          <w:sz w:val="21"/>
+          <w:szCs w:val="21"/>
+        </w:rPr>
+        <w:t xml:space="preserve"> mới ở mức khung: tên sản phẩm, số lượng, trạng thái. Định mức tiêu hao, kế hoạch theo tổ, cấp vật tư theo định mức, công đoạn, chất lượng và giá thành </w:t>
+      </w:r>
+      <w:r>
+        <w:rPr>
+          <w:rFonts w:ascii="Calibri" w:cs="Calibri" w:eastAsia="Calibri" w:hAnsi="Calibri"/>
+          <w:b/>
+          <w:bCs/>
+          <w:i w:val="false"/>
+          <w:iCs w:val="false"/>
+          <w:color w:val="1F2933"/>
+          <w:sz w:val="21"/>
+          <w:szCs w:val="21"/>
+        </w:rPr>
+        <w:t xml:space="preserve">chưa có</w:t>
+      </w:r>
+      <w:r>
+        <w:rPr>
+          <w:rFonts w:ascii="Calibri" w:cs="Calibri" w:eastAsia="Calibri" w:hAnsi="Calibri"/>
+          <w:b w:val="false"/>
+          <w:bCs w:val="false"/>
+          <w:i w:val="false"/>
+          <w:iCs w:val="false"/>
+          <w:color w:val="1F2933"/>
+          <w:sz w:val="21"/>
+          <w:szCs w:val="21"/>
+        </w:rPr>
+        <w:t xml:space="preserve"> — chờ Xưởng cung cấp bộ định mức và tỷ lệ lỗi thực tế; hệ thống không tự ước lượng các con số đó.</w:t>
+      </w:r>
+    </w:p>
+    <w:p>
+      <w:pPr>
+        <w:keepNext/>
+        <w:spacing w:after="60" w:before="160"/>
+        <w:jc w:val="center"/>
+      </w:pPr>
+      <w:r>
+        <w:drawing>
+          <wp:inline distT="0" distB="0" distL="0" distR="0">
+            <wp:extent cx="6191250" cy="3867150"/>
+            <wp:effectExtent t="0" r="0" b="0" l="0"/>
+            <wp:docPr id="10" name="" descr="" title=""/>
+            <wp:cNvGraphicFramePr>
+              <a:graphicFrameLocks xmlns:a="http://schemas.openxmlformats.org/drawingml/2006/main" noChangeAspect="1"/>
+            </wp:cNvGraphicFramePr>
+            <a:graphic xmlns:a="http://schemas.openxmlformats.org/drawingml/2006/main">
+              <a:graphicData uri="http://schemas.openxmlformats.org/drawingml/2006/picture">
+                <pic:pic xmlns:pic="http://schemas.openxmlformats.org/drawingml/2006/picture">
+                  <pic:nvPicPr>
+                    <pic:cNvPr id="0" name="" descr=""/>
+                    <pic:cNvPicPr>
+                      <a:picLocks noChangeAspect="1" noChangeArrowheads="1"/>
+                    </pic:cNvPicPr>
+                  </pic:nvPicPr>
+                  <pic:blipFill>
+                    <a:blip r:embed="rId18" cstate="none"/>
+                    <a:srcRect/>
+                    <a:stretch>
+                      <a:fillRect/>
+                    </a:stretch>
+                  </pic:blipFill>
+                  <pic:spPr bwMode="auto">
+                    <a:xfrm>
+                      <a:off x="0" y="0"/>
+                      <a:ext cx="6191250" cy="3867150"/>
+                    </a:xfrm>
+                    <a:prstGeom prst="rect">
+                      <a:avLst/>
+                    </a:prstGeom>
+                  </pic:spPr>
+                </pic:pic>
+              </a:graphicData>
+            </a:graphic>
+          </wp:inline>
+        </w:drawing>
+      </w:r>
+    </w:p>
+    <w:p>
+      <w:pPr>
+        <w:spacing w:after="200"/>
+        <w:jc w:val="center"/>
+      </w:pPr>
+      <w:r>
+        <w:rPr>
+          <w:rFonts w:ascii="Calibri" w:cs="Calibri" w:eastAsia="Calibri" w:hAnsi="Calibri"/>
+          <w:i/>
+          <w:iCs/>
+          <w:color w:val="52606D"/>
+          <w:sz w:val="18"/>
+          <w:szCs w:val="18"/>
+        </w:rPr>
+        <w:t xml:space="preserve">Hình 10 — Lệnh sản xuất — bản demo chưa có lệnh nào.</w:t>
+      </w:r>
+    </w:p>
+    <w:p>
+      <w:pPr>
+        <w:pStyle w:val="Heading1"/>
+        <w:spacing w:after="160" w:before="360"/>
+      </w:pPr>
+      <w:r>
+        <w:rPr>
+          <w:rFonts w:ascii="Calibri" w:cs="Calibri" w:eastAsia="Calibri" w:hAnsi="Calibri"/>
+          <w:b/>
+          <w:bCs/>
+          <w:color w:val="1F5F4B"/>
+          <w:sz w:val="30"/>
+          <w:szCs w:val="30"/>
+        </w:rPr>
+        <w:t xml:space="preserve">9. Phần chưa có trong bản demo</w:t>
+      </w:r>
+    </w:p>
+    <w:p>
+      <w:pPr>
+        <w:spacing w:after="140" w:line="276"/>
+        <w:jc w:val="left"/>
+      </w:pPr>
+      <w:r>
+        <w:rPr>
+          <w:rFonts w:ascii="Calibri" w:cs="Calibri" w:eastAsia="Calibri" w:hAnsi="Calibri"/>
+          <w:b w:val="false"/>
+          <w:bCs w:val="false"/>
+          <w:i w:val="false"/>
+          <w:iCs w:val="false"/>
+          <w:color w:val="1F2933"/>
+          <w:sz w:val="21"/>
+          <w:szCs w:val="21"/>
+        </w:rPr>
+        <w:t xml:space="preserve">Nói rõ để không ai tưởng đã làm:</w:t>
+      </w:r>
+    </w:p>
+    <w:p>
+      <w:pPr>
+        <w:pStyle w:val="ListParagraph"/>
+        <w:numPr>
+          <w:ilvl w:val="0"/>
+          <w:numId w:val="2"/>
+        </w:numPr>
+        <w:spacing w:after="70" w:line="276"/>
+      </w:pPr>
+      <w:r>
+        <w:rPr>
+          <w:rFonts w:ascii="Calibri" w:cs="Calibri" w:eastAsia="Calibri" w:hAnsi="Calibri"/>
+          <w:b w:val="false"/>
+          <w:bCs w:val="false"/>
+          <w:i w:val="false"/>
+          <w:iCs w:val="false"/>
+          <w:color w:val="1F2933"/>
+          <w:sz w:val="21"/>
+          <w:szCs w:val="21"/>
+        </w:rPr>
+        <w:t xml:space="preserve">Giao thêm giáo giữa kỳ vào hợp đồng đang thuê (hiện lập hợp đồng mới).</w:t>
+      </w:r>
+    </w:p>
+    <w:p>
+      <w:pPr>
+        <w:pStyle w:val="ListParagraph"/>
+        <w:numPr>
+          <w:ilvl w:val="0"/>
+          <w:numId w:val="2"/>
+        </w:numPr>
+        <w:spacing w:after="70" w:line="276"/>
+      </w:pPr>
+      <w:r>
+        <w:rPr>
+          <w:rFonts w:ascii="Calibri" w:cs="Calibri" w:eastAsia="Calibri" w:hAnsi="Calibri"/>
+          <w:b w:val="false"/>
+          <w:bCs w:val="false"/>
+          <w:i w:val="false"/>
+          <w:iCs w:val="false"/>
+          <w:color w:val="1F2933"/>
+          <w:sz w:val="21"/>
+          <w:szCs w:val="21"/>
+        </w:rPr>
+        <w:t xml:space="preserve">Biên bản giao hàng ký hai bên lúc xuất giáo (mới có biên bản thu hồi).</w:t>
+      </w:r>
+    </w:p>
+    <w:p>
+      <w:pPr>
+        <w:pStyle w:val="ListParagraph"/>
+        <w:numPr>
+          <w:ilvl w:val="0"/>
+          <w:numId w:val="2"/>
+        </w:numPr>
+        <w:spacing w:after="70" w:line="276"/>
+      </w:pPr>
+      <w:r>
+        <w:rPr>
+          <w:rFonts w:ascii="Calibri" w:cs="Calibri" w:eastAsia="Calibri" w:hAnsi="Calibri"/>
+          <w:b w:val="false"/>
+          <w:bCs w:val="false"/>
+          <w:i w:val="false"/>
+          <w:iCs w:val="false"/>
+          <w:color w:val="1F2933"/>
+          <w:sz w:val="21"/>
+          <w:szCs w:val="21"/>
+        </w:rPr>
+        <w:t xml:space="preserve">Biên bản điều chỉnh cho biên bản thu hồi đã ký có sai sót.</w:t>
+      </w:r>
+    </w:p>
+    <w:p>
+      <w:pPr>
+        <w:pStyle w:val="ListParagraph"/>
+        <w:numPr>
+          <w:ilvl w:val="0"/>
+          <w:numId w:val="2"/>
+        </w:numPr>
+        <w:spacing w:after="70" w:line="276"/>
+      </w:pPr>
+      <w:r>
+        <w:rPr>
+          <w:rFonts w:ascii="Calibri" w:cs="Calibri" w:eastAsia="Calibri" w:hAnsi="Calibri"/>
+          <w:b w:val="false"/>
+          <w:bCs w:val="false"/>
+          <w:i w:val="false"/>
+          <w:iCs w:val="false"/>
+          <w:color w:val="1F2933"/>
+          <w:sz w:val="21"/>
+          <w:szCs w:val="21"/>
+        </w:rPr>
+        <w:t xml:space="preserve">Giá thuê nội bộ giữa các pháp nhân và loại trừ khỏi báo cáo hợp nhất.</w:t>
+      </w:r>
+    </w:p>
+    <w:p>
+      <w:pPr>
+        <w:pStyle w:val="ListParagraph"/>
+        <w:numPr>
+          <w:ilvl w:val="0"/>
+          <w:numId w:val="2"/>
+        </w:numPr>
+        <w:spacing w:after="70" w:line="276"/>
+      </w:pPr>
+      <w:r>
+        <w:rPr>
+          <w:rFonts w:ascii="Calibri" w:cs="Calibri" w:eastAsia="Calibri" w:hAnsi="Calibri"/>
+          <w:b w:val="false"/>
+          <w:bCs w:val="false"/>
+          <w:i w:val="false"/>
+          <w:iCs w:val="false"/>
+          <w:color w:val="1F2933"/>
+          <w:sz w:val="21"/>
+          <w:szCs w:val="21"/>
+        </w:rPr>
+        <w:t xml:space="preserve">Sổ giàn giáo tại các ngày trước khi cài bản cập nhật có biên bản thu hồi.</w:t>
+      </w:r>
+    </w:p>
+    <w:p>
+      <w:pPr>
+        <w:pStyle w:val="Heading1"/>
+        <w:spacing w:after="160" w:before="360"/>
+      </w:pPr>
+      <w:r>
+        <w:rPr>
+          <w:rFonts w:ascii="Calibri" w:cs="Calibri" w:eastAsia="Calibri" w:hAnsi="Calibri"/>
+          <w:b/>
+          <w:bCs/>
+          <w:color w:val="1F5F4B"/>
+          <w:sz w:val="30"/>
+          <w:szCs w:val="30"/>
+        </w:rPr>
+        <w:t xml:space="preserve">10. Câu hỏi thường gặp</w:t>
       </w:r>
     </w:p>
     <w:tbl>
@@ -3710,8 +4918,8 @@
         </w:tblBorders>
       </w:tblPr>
       <w:tblGrid>
-        <w:gridCol w:w="3844"/>
-        <w:gridCol w:w="5794"/>
+        <w:gridCol w:w="3826"/>
+        <w:gridCol w:w="5812"/>
       </w:tblGrid>
       <w:tr>
         <w:trPr>
@@ -3719,7 +4927,7 @@
         </w:trPr>
         <w:tc>
           <w:tcPr>
-            <w:tcW w:type="dxa" w:w="3844"/>
+            <w:tcW w:type="dxa" w:w="3826"/>
             <w:shd w:fill="EAF1EE" w:color="auto" w:val="clear"/>
             <w:tcMar>
               <w:top w:type="dxa" w:w="60"/>
@@ -3749,7 +4957,7 @@
         </w:tc>
         <w:tc>
           <w:tcPr>
-            <w:tcW w:type="dxa" w:w="5794"/>
+            <w:tcW w:type="dxa" w:w="5812"/>
             <w:shd w:fill="EAF1EE" w:color="auto" w:val="clear"/>
             <w:tcMar>
               <w:top w:type="dxa" w:w="60"/>
@@ -3784,7 +4992,7 @@
         </w:trPr>
         <w:tc>
           <w:tcPr>
-            <w:tcW w:type="dxa" w:w="3844"/>
+            <w:tcW w:type="dxa" w:w="3826"/>
             <w:tcMar>
               <w:top w:type="dxa" w:w="60"/>
               <w:left w:type="dxa" w:w="90"/>
@@ -3813,7 +5021,7 @@
         </w:tc>
         <w:tc>
           <w:tcPr>
-            <w:tcW w:type="dxa" w:w="5794"/>
+            <w:tcW w:type="dxa" w:w="5812"/>
             <w:tcMar>
               <w:top w:type="dxa" w:w="60"/>
               <w:left w:type="dxa" w:w="90"/>
@@ -3847,7 +5055,7 @@
         </w:trPr>
         <w:tc>
           <w:tcPr>
-            <w:tcW w:type="dxa" w:w="3844"/>
+            <w:tcW w:type="dxa" w:w="3826"/>
             <w:tcMar>
               <w:top w:type="dxa" w:w="60"/>
               <w:left w:type="dxa" w:w="90"/>
@@ -3876,7 +5084,7 @@
         </w:tc>
         <w:tc>
           <w:tcPr>
-            <w:tcW w:type="dxa" w:w="5794"/>
+            <w:tcW w:type="dxa" w:w="5812"/>
             <w:tcMar>
               <w:top w:type="dxa" w:w="60"/>
               <w:left w:type="dxa" w:w="90"/>
@@ -3936,7 +5144,7 @@
         </w:trPr>
         <w:tc>
           <w:tcPr>
-            <w:tcW w:type="dxa" w:w="3844"/>
+            <w:tcW w:type="dxa" w:w="3826"/>
             <w:tcMar>
               <w:top w:type="dxa" w:w="60"/>
               <w:left w:type="dxa" w:w="90"/>
@@ -3965,7 +5173,7 @@
         </w:tc>
         <w:tc>
           <w:tcPr>
-            <w:tcW w:type="dxa" w:w="5794"/>
+            <w:tcW w:type="dxa" w:w="5812"/>
             <w:tcMar>
               <w:top w:type="dxa" w:w="60"/>
               <w:left w:type="dxa" w:w="90"/>
@@ -3999,7 +5207,7 @@
         </w:trPr>
         <w:tc>
           <w:tcPr>
-            <w:tcW w:type="dxa" w:w="3844"/>
+            <w:tcW w:type="dxa" w:w="3826"/>
             <w:tcMar>
               <w:top w:type="dxa" w:w="60"/>
               <w:left w:type="dxa" w:w="90"/>
@@ -4028,7 +5236,7 @@
         </w:tc>
         <w:tc>
           <w:tcPr>
-            <w:tcW w:type="dxa" w:w="5794"/>
+            <w:tcW w:type="dxa" w:w="5812"/>
             <w:tcMar>
               <w:top w:type="dxa" w:w="60"/>
               <w:left w:type="dxa" w:w="90"/>
@@ -4088,7 +5296,7 @@
         </w:trPr>
         <w:tc>
           <w:tcPr>
-            <w:tcW w:type="dxa" w:w="3844"/>
+            <w:tcW w:type="dxa" w:w="3826"/>
             <w:tcMar>
               <w:top w:type="dxa" w:w="60"/>
               <w:left w:type="dxa" w:w="90"/>
@@ -4111,13 +5319,280 @@
                 <w:sz w:val="19"/>
                 <w:szCs w:val="19"/>
               </w:rPr>
-              <w:t xml:space="preserve">Tiền thuê của đợt trả một phần có vào báo cáo không?</w:t>
+              <w:t xml:space="preserve">Khách không ký trên điện thoại?</w:t>
             </w:r>
           </w:p>
         </w:tc>
         <w:tc>
           <w:tcPr>
-            <w:tcW w:type="dxa" w:w="5794"/>
+            <w:tcW w:type="dxa" w:w="5812"/>
+            <w:tcMar>
+              <w:top w:type="dxa" w:w="60"/>
+              <w:left w:type="dxa" w:w="90"/>
+              <w:bottom w:type="dxa" w:w="60"/>
+              <w:right w:type="dxa" w:w="90"/>
+            </w:tcMar>
+          </w:tcPr>
+          <w:p>
+            <w:pPr>
+              <w:spacing w:after="0" w:line="252"/>
+            </w:pPr>
+            <w:r>
+              <w:rPr>
+                <w:rFonts w:ascii="Calibri" w:cs="Calibri" w:eastAsia="Calibri" w:hAnsi="Calibri"/>
+                <w:b w:val="false"/>
+                <w:bCs w:val="false"/>
+                <w:i w:val="false"/>
+                <w:iCs w:val="false"/>
+                <w:color w:val="1F2933"/>
+                <w:sz w:val="19"/>
+                <w:szCs w:val="19"/>
+              </w:rPr>
+              <w:t xml:space="preserve">Bấm </w:t>
+            </w:r>
+            <w:r>
+              <w:rPr>
+                <w:rFonts w:ascii="Calibri" w:cs="Calibri" w:eastAsia="Calibri" w:hAnsi="Calibri"/>
+                <w:b/>
+                <w:bCs/>
+                <w:i w:val="false"/>
+                <w:iCs w:val="false"/>
+                <w:color w:val="1F2933"/>
+                <w:sz w:val="19"/>
+                <w:szCs w:val="19"/>
+              </w:rPr>
+              <w:t xml:space="preserve">In biên bản</w:t>
+            </w:r>
+            <w:r>
+              <w:rPr>
+                <w:rFonts w:ascii="Calibri" w:cs="Calibri" w:eastAsia="Calibri" w:hAnsi="Calibri"/>
+                <w:b w:val="false"/>
+                <w:bCs w:val="false"/>
+                <w:i w:val="false"/>
+                <w:iCs w:val="false"/>
+                <w:color w:val="1F2933"/>
+                <w:sz w:val="19"/>
+                <w:szCs w:val="19"/>
+              </w:rPr>
+              <w:t xml:space="preserve">, hai bên ký giấy, rồi chọn </w:t>
+            </w:r>
+            <w:r>
+              <w:rPr>
+                <w:rFonts w:ascii="Calibri" w:cs="Calibri" w:eastAsia="Calibri" w:hAnsi="Calibri"/>
+                <w:b/>
+                <w:bCs/>
+                <w:i w:val="false"/>
+                <w:iCs w:val="false"/>
+                <w:color w:val="1F2933"/>
+                <w:sz w:val="19"/>
+                <w:szCs w:val="19"/>
+              </w:rPr>
+              <w:t xml:space="preserve">Ảnh biên bản giấy đã ký</w:t>
+            </w:r>
+            <w:r>
+              <w:rPr>
+                <w:rFonts w:ascii="Calibri" w:cs="Calibri" w:eastAsia="Calibri" w:hAnsi="Calibri"/>
+                <w:b w:val="false"/>
+                <w:bCs w:val="false"/>
+                <w:i w:val="false"/>
+                <w:iCs w:val="false"/>
+                <w:color w:val="1F2933"/>
+                <w:sz w:val="19"/>
+                <w:szCs w:val="19"/>
+              </w:rPr>
+              <w:t xml:space="preserve"> và chụp ảnh đính vào.</w:t>
+            </w:r>
+          </w:p>
+        </w:tc>
+      </w:tr>
+      <w:tr>
+        <w:trPr>
+          <w:cantSplit/>
+        </w:trPr>
+        <w:tc>
+          <w:tcPr>
+            <w:tcW w:type="dxa" w:w="3826"/>
+            <w:tcMar>
+              <w:top w:type="dxa" w:w="60"/>
+              <w:left w:type="dxa" w:w="90"/>
+              <w:bottom w:type="dxa" w:w="60"/>
+              <w:right w:type="dxa" w:w="90"/>
+            </w:tcMar>
+          </w:tcPr>
+          <w:p>
+            <w:pPr>
+              <w:spacing w:after="0" w:line="252"/>
+            </w:pPr>
+            <w:r>
+              <w:rPr>
+                <w:rFonts w:ascii="Calibri" w:cs="Calibri" w:eastAsia="Calibri" w:hAnsi="Calibri"/>
+                <w:b w:val="false"/>
+                <w:bCs w:val="false"/>
+                <w:i w:val="false"/>
+                <w:iCs w:val="false"/>
+                <w:color w:val="1F2933"/>
+                <w:sz w:val="19"/>
+                <w:szCs w:val="19"/>
+              </w:rPr>
+              <w:t xml:space="preserve">Biên bản đã ký có sai sót thì sao?</w:t>
+            </w:r>
+          </w:p>
+        </w:tc>
+        <w:tc>
+          <w:tcPr>
+            <w:tcW w:type="dxa" w:w="5812"/>
+            <w:tcMar>
+              <w:top w:type="dxa" w:w="60"/>
+              <w:left w:type="dxa" w:w="90"/>
+              <w:bottom w:type="dxa" w:w="60"/>
+              <w:right w:type="dxa" w:w="90"/>
+            </w:tcMar>
+          </w:tcPr>
+          <w:p>
+            <w:pPr>
+              <w:spacing w:after="0" w:line="252"/>
+            </w:pPr>
+            <w:r>
+              <w:rPr>
+                <w:rFonts w:ascii="Calibri" w:cs="Calibri" w:eastAsia="Calibri" w:hAnsi="Calibri"/>
+                <w:b w:val="false"/>
+                <w:bCs w:val="false"/>
+                <w:i w:val="false"/>
+                <w:iCs w:val="false"/>
+                <w:color w:val="1F2933"/>
+                <w:sz w:val="19"/>
+                <w:szCs w:val="19"/>
+              </w:rPr>
+              <w:t xml:space="preserve">Không sửa được — biên bản đã ký là chứng cứ. Báo Kế toán điều chỉnh công nợ; bản demo chưa có mẫu biên bản điều chỉnh riêng.</w:t>
+            </w:r>
+          </w:p>
+        </w:tc>
+      </w:tr>
+      <w:tr>
+        <w:trPr>
+          <w:cantSplit/>
+        </w:trPr>
+        <w:tc>
+          <w:tcPr>
+            <w:tcW w:type="dxa" w:w="3826"/>
+            <w:tcMar>
+              <w:top w:type="dxa" w:w="60"/>
+              <w:left w:type="dxa" w:w="90"/>
+              <w:bottom w:type="dxa" w:w="60"/>
+              <w:right w:type="dxa" w:w="90"/>
+            </w:tcMar>
+          </w:tcPr>
+          <w:p>
+            <w:pPr>
+              <w:spacing w:after="0" w:line="252"/>
+            </w:pPr>
+            <w:r>
+              <w:rPr>
+                <w:rFonts w:ascii="Calibri" w:cs="Calibri" w:eastAsia="Calibri" w:hAnsi="Calibri"/>
+                <w:b w:val="false"/>
+                <w:bCs w:val="false"/>
+                <w:i w:val="false"/>
+                <w:iCs w:val="false"/>
+                <w:color w:val="1F2933"/>
+                <w:sz w:val="19"/>
+                <w:szCs w:val="19"/>
+              </w:rPr>
+              <w:t xml:space="preserve">Chưa ký biên bản thì sao?</w:t>
+            </w:r>
+          </w:p>
+        </w:tc>
+        <w:tc>
+          <w:tcPr>
+            <w:tcW w:type="dxa" w:w="5812"/>
+            <w:tcMar>
+              <w:top w:type="dxa" w:w="60"/>
+              <w:left w:type="dxa" w:w="90"/>
+              <w:bottom w:type="dxa" w:w="60"/>
+              <w:right w:type="dxa" w:w="90"/>
+            </w:tcMar>
+          </w:tcPr>
+          <w:p>
+            <w:pPr>
+              <w:spacing w:after="0" w:line="252"/>
+            </w:pPr>
+            <w:r>
+              <w:rPr>
+                <w:rFonts w:ascii="Calibri" w:cs="Calibri" w:eastAsia="Calibri" w:hAnsi="Calibri"/>
+                <w:b w:val="false"/>
+                <w:bCs w:val="false"/>
+                <w:i w:val="false"/>
+                <w:iCs w:val="false"/>
+                <w:color w:val="1F2933"/>
+                <w:sz w:val="19"/>
+                <w:szCs w:val="19"/>
+              </w:rPr>
+              <w:t xml:space="preserve">Biên bản ở trạng thái </w:t>
+            </w:r>
+            <w:r>
+              <w:rPr>
+                <w:rFonts w:ascii="Calibri" w:cs="Calibri" w:eastAsia="Calibri" w:hAnsi="Calibri"/>
+                <w:b/>
+                <w:bCs/>
+                <w:i w:val="false"/>
+                <w:iCs w:val="false"/>
+                <w:color w:val="1F2933"/>
+                <w:sz w:val="19"/>
+                <w:szCs w:val="19"/>
+              </w:rPr>
+              <w:t xml:space="preserve">Chờ ký hai bên</w:t>
+            </w:r>
+            <w:r>
+              <w:rPr>
+                <w:rFonts w:ascii="Calibri" w:cs="Calibri" w:eastAsia="Calibri" w:hAnsi="Calibri"/>
+                <w:b w:val="false"/>
+                <w:bCs w:val="false"/>
+                <w:i w:val="false"/>
+                <w:iCs w:val="false"/>
+                <w:color w:val="1F2933"/>
+                <w:sz w:val="19"/>
+                <w:szCs w:val="19"/>
+              </w:rPr>
+              <w:t xml:space="preserve">, Kế toán chưa nhận khoản phải thu và chưa tất toán được hợp đồng.</w:t>
+            </w:r>
+          </w:p>
+        </w:tc>
+      </w:tr>
+      <w:tr>
+        <w:trPr>
+          <w:cantSplit/>
+        </w:trPr>
+        <w:tc>
+          <w:tcPr>
+            <w:tcW w:type="dxa" w:w="3826"/>
+            <w:tcMar>
+              <w:top w:type="dxa" w:w="60"/>
+              <w:left w:type="dxa" w:w="90"/>
+              <w:bottom w:type="dxa" w:w="60"/>
+              <w:right w:type="dxa" w:w="90"/>
+            </w:tcMar>
+          </w:tcPr>
+          <w:p>
+            <w:pPr>
+              <w:spacing w:after="0" w:line="252"/>
+            </w:pPr>
+            <w:r>
+              <w:rPr>
+                <w:rFonts w:ascii="Calibri" w:cs="Calibri" w:eastAsia="Calibri" w:hAnsi="Calibri"/>
+                <w:b w:val="false"/>
+                <w:bCs w:val="false"/>
+                <w:i w:val="false"/>
+                <w:iCs w:val="false"/>
+                <w:color w:val="1F2933"/>
+                <w:sz w:val="19"/>
+                <w:szCs w:val="19"/>
+              </w:rPr>
+              <w:t xml:space="preserve">Tiền thuê của đợt trả một phần có vào báo cáo không?</w:t>
+            </w:r>
+          </w:p>
+        </w:tc>
+        <w:tc>
+          <w:tcPr>
+            <w:tcW w:type="dxa" w:w="5812"/>
             <w:tcMar>
               <w:top w:type="dxa" w:w="60"/>
               <w:left w:type="dxa" w:w="90"/>
